--- a/文件/全國大專校院智慧創新暨跨域整合創作競/系統需求書.docx
+++ b/文件/全國大專校院智慧創新暨跨域整合創作競/系統需求書.docx
@@ -187,7 +187,7 @@
           <w:pPr>
             <w:widowControl/>
             <w:rPr>
-              <w:rFonts w:ascii="Arial" w:eastAsia="微軟正黑體" w:hAnsi="Arial" w:hint="eastAsia"/>
+              <w:rFonts w:ascii="Arial" w:eastAsia="微軟正黑體" w:hAnsi="Arial"/>
               <w:color w:val="000000" w:themeColor="text1"/>
               <w:kern w:val="0"/>
               <w:lang w:bidi="hi-IN"/>
@@ -1706,31 +1706,7 @@
           <w:sz w:val="28"/>
           <w:szCs w:val="28"/>
         </w:rPr>
-        <w:t>buy</w:t>
-      </w:r>
-      <w:r>
-        <w:rPr>
-          <w:rFonts w:ascii="Arial" w:eastAsia="微軟正黑體" w:hAnsi="Arial" w:cs="Times New Roman"/>
-          <w:sz w:val="28"/>
-          <w:szCs w:val="28"/>
-        </w:rPr>
-        <w:t xml:space="preserve"> </w:t>
-      </w:r>
-      <w:r>
-        <w:rPr>
-          <w:rFonts w:ascii="Arial" w:eastAsia="微軟正黑體" w:hAnsi="Arial" w:cs="Times New Roman" w:hint="eastAsia"/>
-          <w:sz w:val="28"/>
-          <w:szCs w:val="28"/>
-        </w:rPr>
-        <w:t>-</w:t>
-      </w:r>
-      <w:r>
-        <w:rPr>
-          <w:rFonts w:ascii="Arial" w:eastAsia="微軟正黑體" w:hAnsi="Arial" w:cs="Times New Roman"/>
-          <w:sz w:val="28"/>
-          <w:szCs w:val="28"/>
-        </w:rPr>
-        <w:t xml:space="preserve"> </w:t>
+        <w:t xml:space="preserve">buy - </w:t>
       </w:r>
       <w:r>
         <w:rPr>
@@ -1743,7 +1719,6 @@
     </w:p>
     <w:p>
       <w:pPr>
-        <w:spacing w:line="276" w:lineRule="auto"/>
         <w:rPr>
           <w:rFonts w:ascii="Arial" w:eastAsia="微軟正黑體" w:hAnsi="Arial" w:cs="Times New Roman"/>
           <w:sz w:val="28"/>
@@ -1756,7 +1731,7 @@
           <w:sz w:val="28"/>
           <w:szCs w:val="28"/>
         </w:rPr>
-        <w:t>我們的系統是一個針對</w:t>
+        <w:t>我們的系統是一個針對近幾年崛起的</w:t>
       </w:r>
       <w:proofErr w:type="gramStart"/>
       <w:r>
@@ -1774,25 +1749,7 @@
           <w:sz w:val="28"/>
           <w:szCs w:val="28"/>
         </w:rPr>
-        <w:t>邊文化圈現狀與問題出發的交易系統，</w:t>
-      </w:r>
-    </w:p>
-    <w:p>
-      <w:pPr>
-        <w:spacing w:line="276" w:lineRule="auto"/>
-        <w:rPr>
-          <w:rFonts w:ascii="Arial" w:eastAsia="微軟正黑體" w:hAnsi="Arial" w:cs="Times New Roman"/>
-          <w:sz w:val="28"/>
-          <w:szCs w:val="28"/>
-        </w:rPr>
-      </w:pPr>
-      <w:r>
-        <w:rPr>
-          <w:rFonts w:ascii="Arial" w:eastAsia="微軟正黑體" w:hAnsi="Arial" w:cs="Times New Roman" w:hint="eastAsia"/>
-          <w:sz w:val="28"/>
-          <w:szCs w:val="28"/>
-        </w:rPr>
-        <w:t>特別是針對「</w:t>
+        <w:t>邊文化市場，做出改善市場現況且打造更貼合市場需求的交易系統。由於「</w:t>
       </w:r>
       <w:proofErr w:type="gramStart"/>
       <w:r>
@@ -1810,7 +1767,7 @@
           <w:sz w:val="28"/>
           <w:szCs w:val="28"/>
         </w:rPr>
-        <w:t>」商品</w:t>
+        <w:t>」銷售在</w:t>
       </w:r>
       <w:proofErr w:type="gramStart"/>
       <w:r>
@@ -1819,7 +1776,7 @@
           <w:sz w:val="28"/>
           <w:szCs w:val="28"/>
         </w:rPr>
-        <w:t>的拆賣與</w:t>
+        <w:t>近幾年越演</w:t>
       </w:r>
       <w:proofErr w:type="gramEnd"/>
       <w:r>
@@ -1828,7 +1785,7 @@
           <w:sz w:val="28"/>
           <w:szCs w:val="28"/>
         </w:rPr>
-        <w:t>銷售，同時也結合了</w:t>
+        <w:t>越烈，我們希望透過</w:t>
       </w:r>
       <w:r>
         <w:rPr>
@@ -1844,15 +1801,25 @@
           <w:sz w:val="28"/>
           <w:szCs w:val="28"/>
         </w:rPr>
-        <w:t>的輔助的周邊商品交易平台。</w:t>
+        <w:t>輔助及一些貼心的功能，讓使用者都能夠輕鬆的</w:t>
       </w:r>
+      <w:proofErr w:type="gramStart"/>
       <w:r>
         <w:rPr>
-          <w:rFonts w:ascii="Arial" w:eastAsia="微軟正黑體" w:hAnsi="Arial" w:cs="Times New Roman"/>
+          <w:rFonts w:ascii="Arial" w:eastAsia="微軟正黑體" w:hAnsi="Arial" w:cs="Times New Roman" w:hint="eastAsia"/>
           <w:sz w:val="28"/>
           <w:szCs w:val="28"/>
         </w:rPr>
-        <w:br/>
+        <w:t>在谷得</w:t>
+      </w:r>
+      <w:proofErr w:type="gramEnd"/>
+      <w:r>
+        <w:rPr>
+          <w:rFonts w:ascii="Arial" w:eastAsia="微軟正黑體" w:hAnsi="Arial" w:cs="Times New Roman" w:hint="eastAsia"/>
+          <w:sz w:val="28"/>
+          <w:szCs w:val="28"/>
+        </w:rPr>
+        <w:t xml:space="preserve">buy </w:t>
       </w:r>
       <w:r>
         <w:rPr>
@@ -1860,7 +1827,7 @@
           <w:sz w:val="28"/>
           <w:szCs w:val="28"/>
         </w:rPr>
-        <w:t>我們認為目前交易平台擁有這些常見的問題：</w:t>
+        <w:t>買賣商品。</w:t>
       </w:r>
     </w:p>
     <w:p>
@@ -1877,15 +1844,24 @@
           <w:sz w:val="28"/>
           <w:szCs w:val="28"/>
         </w:rPr>
-        <w:t>1.</w:t>
+        <w:t>我們認為目前新文化交易圈擁有這些常見的問題：</w:t>
       </w:r>
+    </w:p>
+    <w:p>
+      <w:pPr>
+        <w:rPr>
+          <w:rFonts w:ascii="Arial" w:eastAsia="微軟正黑體" w:hAnsi="Arial" w:cs="Times New Roman"/>
+          <w:sz w:val="28"/>
+          <w:szCs w:val="28"/>
+        </w:rPr>
+      </w:pPr>
       <w:r>
         <w:rPr>
           <w:rFonts w:ascii="Arial" w:eastAsia="微軟正黑體" w:hAnsi="Arial" w:cs="Times New Roman" w:hint="eastAsia"/>
           <w:sz w:val="28"/>
           <w:szCs w:val="28"/>
         </w:rPr>
-        <w:tab/>
+        <w:t xml:space="preserve">1. </w:t>
       </w:r>
       <w:r>
         <w:rPr>
@@ -1910,15 +1886,7 @@
           <w:sz w:val="28"/>
           <w:szCs w:val="28"/>
         </w:rPr>
-        <w:t>2.</w:t>
-      </w:r>
-      <w:r>
-        <w:rPr>
-          <w:rFonts w:ascii="Arial" w:eastAsia="微軟正黑體" w:hAnsi="Arial" w:cs="Times New Roman" w:hint="eastAsia"/>
-          <w:sz w:val="28"/>
-          <w:szCs w:val="28"/>
-        </w:rPr>
-        <w:tab/>
+        <w:t xml:space="preserve">2. </w:t>
       </w:r>
       <w:r>
         <w:rPr>
@@ -2070,7 +2038,7 @@
           <w:sz w:val="28"/>
           <w:szCs w:val="28"/>
         </w:rPr>
-        <w:t>鑒於以上的問題，因為我們本身也是使用者，我們希望可以提供給使用者一個舒適又方便的平台。</w:t>
+        <w:t>我們本身也是使用者，鑒於以上問題，我們希望可以專為周邊文化圈打造一個舒適又方便的平台。</w:t>
       </w:r>
     </w:p>
     <w:p>
@@ -2088,6 +2056,14 @@
           <w:szCs w:val="28"/>
         </w:rPr>
         <w:t>於是我們設計了以下功能的系統，針對</w:t>
+      </w:r>
+      <w:r>
+        <w:rPr>
+          <w:rFonts w:ascii="Arial" w:eastAsia="微軟正黑體" w:hAnsi="Arial" w:cs="Times New Roman" w:hint="eastAsia"/>
+          <w:sz w:val="28"/>
+          <w:szCs w:val="28"/>
+        </w:rPr>
+        <w:t xml:space="preserve"> </w:t>
       </w:r>
       <w:proofErr w:type="gramStart"/>
       <w:r>
@@ -2123,7 +2099,67 @@
           <w:sz w:val="28"/>
           <w:szCs w:val="28"/>
         </w:rPr>
-        <w:t>與科技的結合，能夠給使用者一個美好的體驗：</w:t>
+        <w:t xml:space="preserve"> </w:t>
+      </w:r>
+      <w:r>
+        <w:rPr>
+          <w:rFonts w:ascii="Arial" w:eastAsia="微軟正黑體" w:hAnsi="Arial" w:cs="Times New Roman" w:hint="eastAsia"/>
+          <w:sz w:val="28"/>
+          <w:szCs w:val="28"/>
+        </w:rPr>
+        <w:t>與</w:t>
+      </w:r>
+      <w:r>
+        <w:rPr>
+          <w:rFonts w:ascii="Arial" w:eastAsia="微軟正黑體" w:hAnsi="Arial" w:cs="Times New Roman" w:hint="eastAsia"/>
+          <w:sz w:val="28"/>
+          <w:szCs w:val="28"/>
+        </w:rPr>
+        <w:t xml:space="preserve"> </w:t>
+      </w:r>
+      <w:proofErr w:type="gramStart"/>
+      <w:r>
+        <w:rPr>
+          <w:rFonts w:ascii="Arial" w:eastAsia="微軟正黑體" w:hAnsi="Arial" w:cs="Times New Roman"/>
+          <w:sz w:val="28"/>
+          <w:szCs w:val="28"/>
+        </w:rPr>
+        <w:t>”</w:t>
+      </w:r>
+      <w:proofErr w:type="gramEnd"/>
+      <w:r>
+        <w:rPr>
+          <w:rFonts w:ascii="Arial" w:eastAsia="微軟正黑體" w:hAnsi="Arial" w:cs="Times New Roman" w:hint="eastAsia"/>
+          <w:sz w:val="28"/>
+          <w:szCs w:val="28"/>
+        </w:rPr>
+        <w:t>科技</w:t>
+      </w:r>
+      <w:proofErr w:type="gramStart"/>
+      <w:r>
+        <w:rPr>
+          <w:rFonts w:ascii="Arial" w:eastAsia="微軟正黑體" w:hAnsi="Arial" w:cs="Times New Roman"/>
+          <w:sz w:val="28"/>
+          <w:szCs w:val="28"/>
+        </w:rPr>
+        <w:t>”</w:t>
+      </w:r>
+      <w:proofErr w:type="gramEnd"/>
+      <w:r>
+        <w:rPr>
+          <w:rFonts w:ascii="Arial" w:eastAsia="微軟正黑體" w:hAnsi="Arial" w:cs="Times New Roman" w:hint="eastAsia"/>
+          <w:sz w:val="28"/>
+          <w:szCs w:val="28"/>
+        </w:rPr>
+        <w:t xml:space="preserve"> </w:t>
+      </w:r>
+      <w:r>
+        <w:rPr>
+          <w:rFonts w:ascii="Arial" w:eastAsia="微軟正黑體" w:hAnsi="Arial" w:cs="Times New Roman" w:hint="eastAsia"/>
+          <w:sz w:val="28"/>
+          <w:szCs w:val="28"/>
+        </w:rPr>
+        <w:t>的結合，能夠給使用者一個美好的體驗：</w:t>
       </w:r>
     </w:p>
     <w:p>
@@ -2140,15 +2176,7 @@
           <w:sz w:val="28"/>
           <w:szCs w:val="28"/>
         </w:rPr>
-        <w:t>1</w:t>
-      </w:r>
-      <w:r>
-        <w:rPr>
-          <w:rFonts w:ascii="Arial" w:eastAsia="微軟正黑體" w:hAnsi="Arial" w:cs="Times New Roman"/>
-          <w:sz w:val="28"/>
-          <w:szCs w:val="28"/>
-        </w:rPr>
-        <w:t xml:space="preserve">. </w:t>
+        <w:t xml:space="preserve">1. </w:t>
       </w:r>
       <w:r>
         <w:rPr>
@@ -2193,30 +2221,33 @@
     </w:p>
     <w:p>
       <w:pPr>
-        <w:ind w:left="480"/>
         <w:rPr>
           <w:rFonts w:ascii="Arial" w:eastAsia="微軟正黑體" w:hAnsi="Arial" w:cs="Times New Roman"/>
-          <w:szCs w:val="24"/>
+          <w:sz w:val="28"/>
+          <w:szCs w:val="28"/>
         </w:rPr>
       </w:pPr>
       <w:r>
         <w:rPr>
           <w:rFonts w:ascii="Arial" w:eastAsia="微軟正黑體" w:hAnsi="Arial" w:cs="Times New Roman" w:hint="eastAsia"/>
-          <w:szCs w:val="24"/>
+          <w:sz w:val="28"/>
+          <w:szCs w:val="28"/>
         </w:rPr>
         <w:t>圖形化介面解決</w:t>
       </w:r>
       <w:r>
         <w:rPr>
           <w:rFonts w:ascii="Arial" w:eastAsia="微軟正黑體" w:hAnsi="Arial" w:cs="Times New Roman" w:hint="eastAsia"/>
-          <w:szCs w:val="24"/>
+          <w:sz w:val="28"/>
+          <w:szCs w:val="28"/>
         </w:rPr>
         <w:t xml:space="preserve"> Facebook </w:t>
       </w:r>
       <w:r>
         <w:rPr>
           <w:rFonts w:ascii="Arial" w:eastAsia="微軟正黑體" w:hAnsi="Arial" w:cs="Times New Roman" w:hint="eastAsia"/>
-          <w:szCs w:val="24"/>
+          <w:sz w:val="28"/>
+          <w:szCs w:val="28"/>
         </w:rPr>
         <w:t>社團</w:t>
       </w:r>
@@ -2224,7 +2255,8 @@
       <w:r>
         <w:rPr>
           <w:rFonts w:ascii="Arial" w:eastAsia="微軟正黑體" w:hAnsi="Arial" w:cs="Times New Roman" w:hint="eastAsia"/>
-          <w:szCs w:val="24"/>
+          <w:sz w:val="28"/>
+          <w:szCs w:val="28"/>
         </w:rPr>
         <w:t>團</w:t>
       </w:r>
@@ -2232,25 +2264,28 @@
       <w:r>
         <w:rPr>
           <w:rFonts w:ascii="Arial" w:eastAsia="微軟正黑體" w:hAnsi="Arial" w:cs="Times New Roman" w:hint="eastAsia"/>
-          <w:szCs w:val="24"/>
+          <w:sz w:val="28"/>
+          <w:szCs w:val="28"/>
         </w:rPr>
         <w:t>購的人工統計困難、資訊流失、留言錯誤、商品編號混亂等問題。</w:t>
       </w:r>
     </w:p>
     <w:p>
       <w:pPr>
-        <w:pStyle w:val="a3"/>
-        <w:numPr>
-          <w:ilvl w:val="0"/>
-          <w:numId w:val="7"/>
-        </w:numPr>
-        <w:ind w:leftChars="0"/>
         <w:rPr>
           <w:rFonts w:ascii="Arial" w:eastAsia="微軟正黑體" w:hAnsi="Arial" w:cs="Times New Roman"/>
           <w:sz w:val="28"/>
           <w:szCs w:val="28"/>
         </w:rPr>
       </w:pPr>
+      <w:r>
+        <w:rPr>
+          <w:rFonts w:ascii="Arial" w:eastAsia="微軟正黑體" w:hAnsi="Arial" w:cs="Times New Roman" w:hint="eastAsia"/>
+          <w:sz w:val="28"/>
+          <w:szCs w:val="28"/>
+        </w:rPr>
+        <w:t xml:space="preserve">2. </w:t>
+      </w:r>
       <w:r>
         <w:rPr>
           <w:rFonts w:ascii="Arial" w:eastAsia="微軟正黑體" w:hAnsi="Arial" w:cs="Times New Roman" w:hint="eastAsia"/>
@@ -2294,16 +2329,17 @@
     </w:p>
     <w:p>
       <w:pPr>
-        <w:ind w:firstLine="360"/>
         <w:rPr>
           <w:rFonts w:ascii="Arial" w:eastAsia="微軟正黑體" w:hAnsi="Arial" w:cs="Times New Roman"/>
-          <w:szCs w:val="24"/>
+          <w:sz w:val="28"/>
+          <w:szCs w:val="28"/>
         </w:rPr>
       </w:pPr>
       <w:r>
         <w:rPr>
           <w:rFonts w:ascii="Arial" w:eastAsia="微軟正黑體" w:hAnsi="Arial" w:cs="Times New Roman" w:hint="eastAsia"/>
-          <w:szCs w:val="24"/>
+          <w:sz w:val="28"/>
+          <w:szCs w:val="28"/>
         </w:rPr>
         <w:t>針對「</w:t>
       </w:r>
@@ -2311,7 +2347,8 @@
       <w:r>
         <w:rPr>
           <w:rFonts w:ascii="Arial" w:eastAsia="微軟正黑體" w:hAnsi="Arial" w:cs="Times New Roman" w:hint="eastAsia"/>
-          <w:szCs w:val="24"/>
+          <w:sz w:val="28"/>
+          <w:szCs w:val="28"/>
         </w:rPr>
         <w:t>盲抽</w:t>
       </w:r>
@@ -2319,7 +2356,8 @@
       <w:r>
         <w:rPr>
           <w:rFonts w:ascii="Arial" w:eastAsia="微軟正黑體" w:hAnsi="Arial" w:cs="Times New Roman" w:hint="eastAsia"/>
-          <w:szCs w:val="24"/>
+          <w:sz w:val="28"/>
+          <w:szCs w:val="28"/>
         </w:rPr>
         <w:t>」商品</w:t>
       </w:r>
@@ -2327,7 +2365,8 @@
       <w:r>
         <w:rPr>
           <w:rFonts w:ascii="Arial" w:eastAsia="微軟正黑體" w:hAnsi="Arial" w:cs="Times New Roman" w:hint="eastAsia"/>
-          <w:szCs w:val="24"/>
+          <w:sz w:val="28"/>
+          <w:szCs w:val="28"/>
         </w:rPr>
         <w:t>的拆賣與</w:t>
       </w:r>
@@ -2335,23 +2374,25 @@
       <w:r>
         <w:rPr>
           <w:rFonts w:ascii="Arial" w:eastAsia="微軟正黑體" w:hAnsi="Arial" w:cs="Times New Roman" w:hint="eastAsia"/>
-          <w:szCs w:val="24"/>
+          <w:sz w:val="28"/>
+          <w:szCs w:val="28"/>
         </w:rPr>
         <w:t>再銷售。</w:t>
       </w:r>
     </w:p>
     <w:p>
       <w:pPr>
-        <w:ind w:firstLine="360"/>
         <w:rPr>
           <w:rFonts w:ascii="Arial" w:eastAsia="微軟正黑體" w:hAnsi="Arial" w:cs="Times New Roman"/>
-          <w:szCs w:val="24"/>
+          <w:sz w:val="28"/>
+          <w:szCs w:val="28"/>
         </w:rPr>
       </w:pPr>
       <w:r>
         <w:rPr>
           <w:rFonts w:ascii="Arial" w:eastAsia="微軟正黑體" w:hAnsi="Arial" w:cs="Times New Roman" w:hint="eastAsia"/>
-          <w:szCs w:val="24"/>
+          <w:sz w:val="28"/>
+          <w:szCs w:val="28"/>
         </w:rPr>
         <w:t>支援「多帶優先」策略</w:t>
       </w:r>
@@ -2359,7 +2400,8 @@
       <w:r>
         <w:rPr>
           <w:rFonts w:ascii="Arial" w:eastAsia="微軟正黑體" w:hAnsi="Arial" w:cs="Times New Roman" w:hint="eastAsia"/>
-          <w:szCs w:val="24"/>
+          <w:sz w:val="28"/>
+          <w:szCs w:val="28"/>
         </w:rPr>
         <w:t>（</w:t>
       </w:r>
@@ -2367,23 +2409,25 @@
       <w:r>
         <w:rPr>
           <w:rFonts w:ascii="Arial" w:eastAsia="微軟正黑體" w:hAnsi="Arial" w:cs="Times New Roman" w:hint="eastAsia"/>
-          <w:szCs w:val="24"/>
+          <w:sz w:val="28"/>
+          <w:szCs w:val="28"/>
         </w:rPr>
         <w:t>如：數量多、金額高、先購買的買家可以</w:t>
       </w:r>
     </w:p>
     <w:p>
       <w:pPr>
-        <w:ind w:firstLine="360"/>
         <w:rPr>
           <w:rFonts w:ascii="Arial" w:eastAsia="微軟正黑體" w:hAnsi="Arial" w:cs="Times New Roman"/>
-          <w:szCs w:val="24"/>
+          <w:sz w:val="28"/>
+          <w:szCs w:val="28"/>
         </w:rPr>
       </w:pPr>
       <w:r>
         <w:rPr>
           <w:rFonts w:ascii="Arial" w:eastAsia="微軟正黑體" w:hAnsi="Arial" w:cs="Times New Roman" w:hint="eastAsia"/>
-          <w:szCs w:val="24"/>
+          <w:sz w:val="28"/>
+          <w:szCs w:val="28"/>
         </w:rPr>
         <w:t>優先獲得該商品</w:t>
       </w:r>
@@ -2391,7 +2435,8 @@
       <w:r>
         <w:rPr>
           <w:rFonts w:ascii="Arial" w:eastAsia="微軟正黑體" w:hAnsi="Arial" w:cs="Times New Roman" w:hint="eastAsia"/>
-          <w:szCs w:val="24"/>
+          <w:sz w:val="28"/>
+          <w:szCs w:val="28"/>
         </w:rPr>
         <w:t>）</w:t>
       </w:r>
@@ -2399,25 +2444,28 @@
       <w:r>
         <w:rPr>
           <w:rFonts w:ascii="Arial" w:eastAsia="微軟正黑體" w:hAnsi="Arial" w:cs="Times New Roman" w:hint="eastAsia"/>
-          <w:szCs w:val="24"/>
+          <w:sz w:val="28"/>
+          <w:szCs w:val="28"/>
         </w:rPr>
         <w:t>，提高銷售效率。</w:t>
       </w:r>
     </w:p>
     <w:p>
       <w:pPr>
-        <w:pStyle w:val="a3"/>
-        <w:numPr>
-          <w:ilvl w:val="0"/>
-          <w:numId w:val="7"/>
-        </w:numPr>
-        <w:ind w:leftChars="0"/>
         <w:rPr>
           <w:rFonts w:ascii="Arial" w:eastAsia="微軟正黑體" w:hAnsi="Arial" w:cs="Times New Roman"/>
           <w:sz w:val="28"/>
           <w:szCs w:val="28"/>
         </w:rPr>
       </w:pPr>
+      <w:r>
+        <w:rPr>
+          <w:rFonts w:ascii="Arial" w:eastAsia="微軟正黑體" w:hAnsi="Arial" w:cs="Times New Roman" w:hint="eastAsia"/>
+          <w:sz w:val="28"/>
+          <w:szCs w:val="28"/>
+        </w:rPr>
+        <w:t xml:space="preserve">3. </w:t>
+      </w:r>
       <w:r>
         <w:rPr>
           <w:rFonts w:ascii="Arial" w:eastAsia="微軟正黑體" w:hAnsi="Arial" w:cs="Times New Roman" w:hint="eastAsia"/>
@@ -2432,15 +2480,7 @@
           <w:sz w:val="28"/>
           <w:szCs w:val="28"/>
         </w:rPr>
-        <w:t>(A</w:t>
-      </w:r>
-      <w:r>
-        <w:rPr>
-          <w:rFonts w:ascii="Arial" w:eastAsia="微軟正黑體" w:hAnsi="Arial" w:cs="Times New Roman"/>
-          <w:sz w:val="28"/>
-          <w:szCs w:val="28"/>
-        </w:rPr>
-        <w:t>I</w:t>
+        <w:t>(AI</w:t>
       </w:r>
       <w:r>
         <w:rPr>
@@ -2469,64 +2509,70 @@
     </w:p>
     <w:p>
       <w:pPr>
-        <w:ind w:firstLine="360"/>
         <w:rPr>
           <w:rFonts w:ascii="Arial" w:eastAsia="微軟正黑體" w:hAnsi="Arial" w:cs="Times New Roman"/>
-          <w:szCs w:val="24"/>
+          <w:sz w:val="28"/>
+          <w:szCs w:val="28"/>
         </w:rPr>
       </w:pPr>
       <w:r>
         <w:rPr>
           <w:rFonts w:ascii="Arial" w:eastAsia="微軟正黑體" w:hAnsi="Arial" w:cs="Times New Roman" w:hint="eastAsia"/>
-          <w:szCs w:val="24"/>
+          <w:sz w:val="28"/>
+          <w:szCs w:val="28"/>
         </w:rPr>
         <w:t>引入</w:t>
       </w:r>
       <w:r>
         <w:rPr>
           <w:rFonts w:ascii="Arial" w:eastAsia="微軟正黑體" w:hAnsi="Arial" w:cs="Times New Roman" w:hint="eastAsia"/>
-          <w:szCs w:val="24"/>
+          <w:sz w:val="28"/>
+          <w:szCs w:val="28"/>
         </w:rPr>
         <w:t xml:space="preserve"> AI </w:t>
       </w:r>
       <w:r>
         <w:rPr>
           <w:rFonts w:ascii="Arial" w:eastAsia="微軟正黑體" w:hAnsi="Arial" w:cs="Times New Roman" w:hint="eastAsia"/>
-          <w:szCs w:val="24"/>
+          <w:sz w:val="28"/>
+          <w:szCs w:val="28"/>
         </w:rPr>
         <w:t>技術，實現商品圖片自動裁切功能，減少賣家工作量。</w:t>
       </w:r>
     </w:p>
     <w:p>
       <w:pPr>
-        <w:ind w:firstLine="360"/>
         <w:rPr>
           <w:rFonts w:ascii="Arial" w:eastAsia="微軟正黑體" w:hAnsi="Arial" w:cs="Times New Roman"/>
-          <w:szCs w:val="24"/>
+          <w:sz w:val="28"/>
+          <w:szCs w:val="28"/>
         </w:rPr>
       </w:pPr>
       <w:r>
         <w:rPr>
           <w:rFonts w:ascii="Arial" w:eastAsia="微軟正黑體" w:hAnsi="Arial" w:cs="Times New Roman" w:hint="eastAsia"/>
-          <w:szCs w:val="24"/>
+          <w:sz w:val="28"/>
+          <w:szCs w:val="28"/>
         </w:rPr>
         <w:t>整合帳目管理功能與訂單管理，幫助使用者掌握消費與收入狀況。</w:t>
       </w:r>
     </w:p>
     <w:p>
       <w:pPr>
-        <w:pStyle w:val="a3"/>
-        <w:numPr>
-          <w:ilvl w:val="0"/>
-          <w:numId w:val="7"/>
-        </w:numPr>
-        <w:ind w:leftChars="0"/>
         <w:rPr>
           <w:rFonts w:ascii="Arial" w:eastAsia="微軟正黑體" w:hAnsi="Arial" w:cs="Times New Roman"/>
           <w:sz w:val="28"/>
           <w:szCs w:val="28"/>
         </w:rPr>
       </w:pPr>
+      <w:r>
+        <w:rPr>
+          <w:rFonts w:ascii="Arial" w:eastAsia="微軟正黑體" w:hAnsi="Arial" w:cs="Times New Roman" w:hint="eastAsia"/>
+          <w:sz w:val="28"/>
+          <w:szCs w:val="28"/>
+        </w:rPr>
+        <w:t xml:space="preserve">4. </w:t>
+      </w:r>
       <w:r>
         <w:rPr>
           <w:rFonts w:ascii="Arial" w:eastAsia="微軟正黑體" w:hAnsi="Arial" w:cs="Times New Roman" w:hint="eastAsia"/>
@@ -2580,16 +2626,17 @@
     </w:p>
     <w:p>
       <w:pPr>
-        <w:ind w:firstLine="360"/>
         <w:rPr>
           <w:rFonts w:ascii="Arial" w:eastAsia="微軟正黑體" w:hAnsi="Arial" w:cs="Times New Roman"/>
-          <w:szCs w:val="24"/>
+          <w:sz w:val="28"/>
+          <w:szCs w:val="28"/>
         </w:rPr>
       </w:pPr>
       <w:r>
         <w:rPr>
           <w:rFonts w:ascii="Arial" w:eastAsia="微軟正黑體" w:hAnsi="Arial" w:cs="Times New Roman" w:hint="eastAsia"/>
-          <w:szCs w:val="24"/>
+          <w:sz w:val="28"/>
+          <w:szCs w:val="28"/>
         </w:rPr>
         <w:t>提供「</w:t>
       </w:r>
@@ -2597,7 +2644,8 @@
       <w:r>
         <w:rPr>
           <w:rFonts w:ascii="Arial" w:eastAsia="微軟正黑體" w:hAnsi="Arial" w:cs="Times New Roman" w:hint="eastAsia"/>
-          <w:szCs w:val="24"/>
+          <w:sz w:val="28"/>
+          <w:szCs w:val="28"/>
         </w:rPr>
         <w:t>收物帖</w:t>
       </w:r>
@@ -2605,41 +2653,45 @@
       <w:r>
         <w:rPr>
           <w:rFonts w:ascii="Arial" w:eastAsia="微軟正黑體" w:hAnsi="Arial" w:cs="Times New Roman" w:hint="eastAsia"/>
-          <w:szCs w:val="24"/>
+          <w:sz w:val="28"/>
+          <w:szCs w:val="28"/>
         </w:rPr>
         <w:t>」功能，讓買家可以主動提出需求、尋找特定商品。</w:t>
       </w:r>
     </w:p>
     <w:p>
       <w:pPr>
-        <w:ind w:firstLine="360"/>
         <w:rPr>
           <w:rFonts w:ascii="Arial" w:eastAsia="微軟正黑體" w:hAnsi="Arial" w:cs="Times New Roman"/>
-          <w:szCs w:val="24"/>
+          <w:sz w:val="28"/>
+          <w:szCs w:val="28"/>
         </w:rPr>
       </w:pPr>
       <w:r>
         <w:rPr>
           <w:rFonts w:ascii="Arial" w:eastAsia="微軟正黑體" w:hAnsi="Arial" w:cs="Times New Roman" w:hint="eastAsia"/>
-          <w:szCs w:val="24"/>
+          <w:sz w:val="28"/>
+          <w:szCs w:val="28"/>
         </w:rPr>
         <w:t>標籤推薦，根據使用者習慣，推薦出屬於該使用者的類型商品。</w:t>
       </w:r>
     </w:p>
     <w:p>
       <w:pPr>
-        <w:pStyle w:val="a3"/>
-        <w:numPr>
-          <w:ilvl w:val="0"/>
-          <w:numId w:val="7"/>
-        </w:numPr>
-        <w:ind w:leftChars="0"/>
         <w:rPr>
           <w:rFonts w:ascii="Arial" w:eastAsia="微軟正黑體" w:hAnsi="Arial" w:cs="Times New Roman"/>
           <w:sz w:val="28"/>
           <w:szCs w:val="28"/>
         </w:rPr>
       </w:pPr>
+      <w:r>
+        <w:rPr>
+          <w:rFonts w:ascii="Arial" w:eastAsia="微軟正黑體" w:hAnsi="Arial" w:cs="Times New Roman" w:hint="eastAsia"/>
+          <w:sz w:val="28"/>
+          <w:szCs w:val="28"/>
+        </w:rPr>
+        <w:t xml:space="preserve">5. </w:t>
+      </w:r>
       <w:r>
         <w:rPr>
           <w:rFonts w:ascii="Arial" w:eastAsia="微軟正黑體" w:hAnsi="Arial" w:cs="Times New Roman" w:hint="eastAsia"/>
@@ -2683,31 +2735,33 @@
     </w:p>
     <w:p>
       <w:pPr>
-        <w:pStyle w:val="a3"/>
-        <w:ind w:leftChars="0" w:left="360"/>
         <w:rPr>
           <w:rFonts w:ascii="Arial" w:eastAsia="微軟正黑體" w:hAnsi="Arial" w:cs="Times New Roman"/>
-          <w:szCs w:val="24"/>
+          <w:sz w:val="32"/>
+          <w:szCs w:val="32"/>
         </w:rPr>
       </w:pPr>
       <w:r>
         <w:rPr>
           <w:rFonts w:ascii="Arial" w:eastAsia="微軟正黑體" w:hAnsi="Arial" w:cs="Times New Roman" w:hint="eastAsia"/>
-          <w:szCs w:val="24"/>
+          <w:sz w:val="28"/>
+          <w:szCs w:val="28"/>
         </w:rPr>
         <w:t>在</w:t>
       </w:r>
       <w:r>
         <w:rPr>
           <w:rFonts w:ascii="Arial" w:eastAsia="微軟正黑體" w:hAnsi="Arial" w:cs="Times New Roman" w:hint="eastAsia"/>
-          <w:szCs w:val="24"/>
+          <w:sz w:val="28"/>
+          <w:szCs w:val="28"/>
         </w:rPr>
         <w:t>Facebook</w:t>
       </w:r>
       <w:r>
         <w:rPr>
           <w:rFonts w:ascii="Arial" w:eastAsia="微軟正黑體" w:hAnsi="Arial" w:cs="Times New Roman" w:hint="eastAsia"/>
-          <w:szCs w:val="24"/>
+          <w:sz w:val="28"/>
+          <w:szCs w:val="28"/>
         </w:rPr>
         <w:t>社團交易中，常常因為無法得知</w:t>
       </w:r>
@@ -2715,7 +2769,8 @@
       <w:r>
         <w:rPr>
           <w:rFonts w:ascii="Arial" w:eastAsia="微軟正黑體" w:hAnsi="Arial" w:cs="Times New Roman" w:hint="eastAsia"/>
-          <w:szCs w:val="24"/>
+          <w:sz w:val="28"/>
+          <w:szCs w:val="28"/>
         </w:rPr>
         <w:t>一</w:t>
       </w:r>
@@ -2723,19 +2778,11 @@
       <w:r>
         <w:rPr>
           <w:rFonts w:ascii="Arial" w:eastAsia="微軟正黑體" w:hAnsi="Arial" w:cs="Times New Roman" w:hint="eastAsia"/>
-          <w:szCs w:val="24"/>
+          <w:sz w:val="28"/>
+          <w:szCs w:val="28"/>
         </w:rPr>
         <w:t>個人的交易信用度而導致了非常多詐騙，因此我們的系統增加了評價系統用於讓使用者了解該賣家的過去銷售狀況。</w:t>
       </w:r>
-    </w:p>
-    <w:p>
-      <w:pPr>
-        <w:rPr>
-          <w:rFonts w:ascii="Arial" w:eastAsia="微軟正黑體" w:hAnsi="Arial" w:cs="Times New Roman"/>
-          <w:sz w:val="32"/>
-          <w:szCs w:val="32"/>
-        </w:rPr>
-      </w:pPr>
       <w:r>
         <w:rPr>
           <w:rFonts w:ascii="Arial" w:eastAsia="微軟正黑體" w:hAnsi="Arial" w:cs="Times New Roman"/>
@@ -36204,7 +36251,7 @@
       <w:pPr>
         <w:widowControl/>
         <w:rPr>
-          <w:rFonts w:ascii="Arial" w:eastAsia="微軟正黑體" w:hAnsi="Arial" w:cs="Times New Roman"/>
+          <w:rFonts w:ascii="Arial" w:eastAsia="微軟正黑體" w:hAnsi="Arial" w:cs="Times New Roman" w:hint="eastAsia"/>
           <w:b/>
           <w:bCs/>
           <w:sz w:val="32"/>
@@ -36231,1571 +36278,173 @@
     </w:p>
     <w:p>
       <w:pPr>
-        <w:widowControl/>
         <w:rPr>
-          <w:rFonts w:ascii="Arial" w:eastAsia="微軟正黑體" w:hAnsi="Arial" w:cs="Times New Roman"/>
-          <w:b/>
-          <w:bCs/>
-          <w:sz w:val="32"/>
-          <w:szCs w:val="32"/>
+          <w:rFonts w:ascii="Arial" w:eastAsia="微軟正黑體" w:hAnsi="Arial" w:cs="Times New Roman" w:hint="eastAsia"/>
         </w:rPr>
       </w:pPr>
     </w:p>
     <w:p>
       <w:pPr>
-        <w:pStyle w:val="a3"/>
-        <w:numPr>
-          <w:ilvl w:val="0"/>
-          <w:numId w:val="7"/>
-        </w:numPr>
-        <w:ind w:leftChars="0"/>
         <w:rPr>
-          <w:rFonts w:ascii="Arial" w:eastAsia="微軟正黑體" w:hAnsi="Arial" w:cs="Times New Roman"/>
-          <w:b/>
-          <w:bCs/>
-          <w:sz w:val="32"/>
-          <w:szCs w:val="32"/>
-        </w:rPr>
-      </w:pPr>
-      <w:r>
-        <w:rPr>
-          <w:rFonts w:ascii="Arial" w:eastAsia="微軟正黑體" w:hAnsi="Arial" w:cs="Times New Roman"/>
-          <w:b/>
-          <w:bCs/>
-          <w:sz w:val="32"/>
-          <w:szCs w:val="32"/>
-        </w:rPr>
-        <w:t>系統非功能需求</w:t>
-      </w:r>
-    </w:p>
-    <w:p>
-      <w:pPr>
-        <w:pStyle w:val="a3"/>
-        <w:ind w:leftChars="0" w:left="360"/>
-        <w:rPr>
-          <w:rFonts w:ascii="Arial" w:eastAsia="微軟正黑體" w:hAnsi="Arial" w:cs="Times New Roman"/>
-        </w:rPr>
-      </w:pPr>
-    </w:p>
-    <w:tbl>
-      <w:tblPr>
-        <w:tblStyle w:val="a4"/>
-        <w:tblW w:w="0" w:type="auto"/>
-        <w:tblInd w:w="360" w:type="dxa"/>
-        <w:tblLook w:val="04A0" w:firstRow="1" w:lastRow="0" w:firstColumn="1" w:lastColumn="0" w:noHBand="0" w:noVBand="1"/>
-      </w:tblPr>
-      <w:tblGrid>
-        <w:gridCol w:w="2470"/>
-        <w:gridCol w:w="5466"/>
-      </w:tblGrid>
-      <w:tr>
-        <w:tc>
-          <w:tcPr>
-            <w:tcW w:w="2470" w:type="dxa"/>
-          </w:tcPr>
-          <w:p>
-            <w:pPr>
-              <w:pStyle w:val="a3"/>
-              <w:ind w:leftChars="0" w:left="0"/>
-              <w:jc w:val="center"/>
-              <w:rPr>
-                <w:rFonts w:ascii="Arial" w:eastAsia="微軟正黑體" w:hAnsi="Arial" w:cs="Times New Roman"/>
-              </w:rPr>
-            </w:pPr>
-            <w:r>
-              <w:rPr>
-                <w:rFonts w:ascii="Arial" w:eastAsia="微軟正黑體" w:hAnsi="Arial" w:cs="Times New Roman"/>
-              </w:rPr>
-              <w:t>非功能需求編號</w:t>
-            </w:r>
-          </w:p>
-        </w:tc>
-        <w:tc>
-          <w:tcPr>
-            <w:tcW w:w="5466" w:type="dxa"/>
-          </w:tcPr>
-          <w:p>
-            <w:pPr>
-              <w:pStyle w:val="a3"/>
-              <w:ind w:leftChars="0" w:left="0"/>
-              <w:jc w:val="center"/>
-              <w:rPr>
-                <w:rFonts w:ascii="Arial" w:eastAsia="微軟正黑體" w:hAnsi="Arial" w:cs="Times New Roman"/>
-              </w:rPr>
-            </w:pPr>
-            <w:r>
-              <w:rPr>
-                <w:rFonts w:ascii="Arial" w:eastAsia="微軟正黑體" w:hAnsi="Arial" w:cs="Times New Roman"/>
-              </w:rPr>
-              <w:t>非功能需求描述</w:t>
-            </w:r>
-          </w:p>
-        </w:tc>
-      </w:tr>
-      <w:tr>
-        <w:tc>
-          <w:tcPr>
-            <w:tcW w:w="2470" w:type="dxa"/>
-          </w:tcPr>
-          <w:p>
-            <w:pPr>
-              <w:pStyle w:val="a3"/>
-              <w:ind w:leftChars="0" w:left="0"/>
-              <w:rPr>
-                <w:rFonts w:ascii="Arial" w:eastAsia="微軟正黑體" w:hAnsi="Arial" w:cs="Times New Roman"/>
-              </w:rPr>
-            </w:pPr>
-            <w:r>
-              <w:rPr>
-                <w:rFonts w:ascii="Arial" w:eastAsia="微軟正黑體" w:hAnsi="Arial" w:cs="Times New Roman"/>
-              </w:rPr>
-              <w:t>(</w:t>
-            </w:r>
-            <w:r>
-              <w:rPr>
-                <w:rFonts w:ascii="Arial" w:eastAsia="微軟正黑體" w:hAnsi="Arial" w:cs="Times New Roman"/>
-              </w:rPr>
-              <w:t>系統簡稱</w:t>
-            </w:r>
-            <w:r>
-              <w:rPr>
-                <w:rFonts w:ascii="Arial" w:eastAsia="微軟正黑體" w:hAnsi="Arial" w:cs="Times New Roman"/>
-              </w:rPr>
-              <w:t>)-NF-001</w:t>
-            </w:r>
-          </w:p>
-        </w:tc>
-        <w:tc>
-          <w:tcPr>
-            <w:tcW w:w="5466" w:type="dxa"/>
-          </w:tcPr>
-          <w:p>
-            <w:pPr>
-              <w:pStyle w:val="a3"/>
-              <w:ind w:leftChars="0" w:left="0"/>
-              <w:rPr>
-                <w:rFonts w:ascii="Arial" w:eastAsia="微軟正黑體" w:hAnsi="Arial" w:cs="Times New Roman"/>
-              </w:rPr>
-            </w:pPr>
-          </w:p>
-        </w:tc>
-      </w:tr>
-      <w:tr>
-        <w:tc>
-          <w:tcPr>
-            <w:tcW w:w="2470" w:type="dxa"/>
-          </w:tcPr>
-          <w:p>
-            <w:pPr>
-              <w:pStyle w:val="a3"/>
-              <w:ind w:leftChars="0" w:left="0"/>
-              <w:rPr>
-                <w:rFonts w:ascii="Arial" w:eastAsia="微軟正黑體" w:hAnsi="Arial" w:cs="Times New Roman"/>
-              </w:rPr>
-            </w:pPr>
-            <w:r>
-              <w:rPr>
-                <w:rFonts w:ascii="Arial" w:eastAsia="微軟正黑體" w:hAnsi="Arial" w:cs="Times New Roman"/>
-              </w:rPr>
-              <w:t>(</w:t>
-            </w:r>
-            <w:r>
-              <w:rPr>
-                <w:rFonts w:ascii="Arial" w:eastAsia="微軟正黑體" w:hAnsi="Arial" w:cs="Times New Roman"/>
-              </w:rPr>
-              <w:t>系統簡稱</w:t>
-            </w:r>
-            <w:r>
-              <w:rPr>
-                <w:rFonts w:ascii="Arial" w:eastAsia="微軟正黑體" w:hAnsi="Arial" w:cs="Times New Roman"/>
-              </w:rPr>
-              <w:t>)-NF-002</w:t>
-            </w:r>
-          </w:p>
-        </w:tc>
-        <w:tc>
-          <w:tcPr>
-            <w:tcW w:w="5466" w:type="dxa"/>
-          </w:tcPr>
-          <w:p>
-            <w:pPr>
-              <w:pStyle w:val="a3"/>
-              <w:ind w:leftChars="0" w:left="0"/>
-              <w:rPr>
-                <w:rFonts w:ascii="Arial" w:eastAsia="微軟正黑體" w:hAnsi="Arial" w:cs="Times New Roman"/>
-              </w:rPr>
-            </w:pPr>
-          </w:p>
-        </w:tc>
-      </w:tr>
-      <w:tr>
-        <w:tc>
-          <w:tcPr>
-            <w:tcW w:w="2470" w:type="dxa"/>
-          </w:tcPr>
-          <w:p>
-            <w:pPr>
-              <w:pStyle w:val="a3"/>
-              <w:ind w:leftChars="0" w:left="0"/>
-              <w:rPr>
-                <w:rFonts w:ascii="Arial" w:eastAsia="微軟正黑體" w:hAnsi="Arial" w:cs="Times New Roman"/>
-              </w:rPr>
-            </w:pPr>
-            <w:r>
-              <w:rPr>
-                <w:rFonts w:ascii="Arial" w:eastAsia="微軟正黑體" w:hAnsi="Arial" w:cs="Times New Roman"/>
-              </w:rPr>
-              <w:t>(</w:t>
-            </w:r>
-            <w:r>
-              <w:rPr>
-                <w:rFonts w:ascii="Arial" w:eastAsia="微軟正黑體" w:hAnsi="Arial" w:cs="Times New Roman"/>
-              </w:rPr>
-              <w:t>系統簡稱</w:t>
-            </w:r>
-            <w:r>
-              <w:rPr>
-                <w:rFonts w:ascii="Arial" w:eastAsia="微軟正黑體" w:hAnsi="Arial" w:cs="Times New Roman"/>
-              </w:rPr>
-              <w:t>)-NF-003</w:t>
-            </w:r>
-          </w:p>
-        </w:tc>
-        <w:tc>
-          <w:tcPr>
-            <w:tcW w:w="5466" w:type="dxa"/>
-          </w:tcPr>
-          <w:p>
-            <w:pPr>
-              <w:pStyle w:val="a3"/>
-              <w:ind w:leftChars="0" w:left="0"/>
-              <w:rPr>
-                <w:rFonts w:ascii="Arial" w:eastAsia="微軟正黑體" w:hAnsi="Arial" w:cs="Times New Roman"/>
-              </w:rPr>
-            </w:pPr>
-          </w:p>
-        </w:tc>
-      </w:tr>
-      <w:tr>
-        <w:tc>
-          <w:tcPr>
-            <w:tcW w:w="2470" w:type="dxa"/>
-          </w:tcPr>
-          <w:p>
-            <w:pPr>
-              <w:pStyle w:val="a3"/>
-              <w:ind w:leftChars="0" w:left="0"/>
-              <w:rPr>
-                <w:rFonts w:ascii="Arial" w:eastAsia="微軟正黑體" w:hAnsi="Arial" w:cs="Times New Roman"/>
-              </w:rPr>
-            </w:pPr>
-            <w:r>
-              <w:rPr>
-                <w:rFonts w:ascii="Arial" w:eastAsia="微軟正黑體" w:hAnsi="Arial" w:cs="Times New Roman"/>
-              </w:rPr>
-              <w:t>(</w:t>
-            </w:r>
-            <w:r>
-              <w:rPr>
-                <w:rFonts w:ascii="Arial" w:eastAsia="微軟正黑體" w:hAnsi="Arial" w:cs="Times New Roman"/>
-              </w:rPr>
-              <w:t>系統簡稱</w:t>
-            </w:r>
-            <w:r>
-              <w:rPr>
-                <w:rFonts w:ascii="Arial" w:eastAsia="微軟正黑體" w:hAnsi="Arial" w:cs="Times New Roman"/>
-              </w:rPr>
-              <w:t>)-NF-004</w:t>
-            </w:r>
-          </w:p>
-        </w:tc>
-        <w:tc>
-          <w:tcPr>
-            <w:tcW w:w="5466" w:type="dxa"/>
-          </w:tcPr>
-          <w:p>
-            <w:pPr>
-              <w:pStyle w:val="a3"/>
-              <w:ind w:leftChars="0" w:left="0"/>
-              <w:rPr>
-                <w:rFonts w:ascii="Arial" w:eastAsia="微軟正黑體" w:hAnsi="Arial" w:cs="Times New Roman"/>
-              </w:rPr>
-            </w:pPr>
-          </w:p>
-        </w:tc>
-      </w:tr>
-      <w:tr>
-        <w:tc>
-          <w:tcPr>
-            <w:tcW w:w="2470" w:type="dxa"/>
-          </w:tcPr>
-          <w:p>
-            <w:pPr>
-              <w:pStyle w:val="a3"/>
-              <w:ind w:leftChars="0" w:left="0"/>
-              <w:rPr>
-                <w:rFonts w:ascii="Arial" w:eastAsia="微軟正黑體" w:hAnsi="Arial" w:cs="Times New Roman"/>
-              </w:rPr>
-            </w:pPr>
-            <w:r>
-              <w:rPr>
-                <w:rFonts w:ascii="Arial" w:eastAsia="微軟正黑體" w:hAnsi="Arial" w:cs="Times New Roman"/>
-              </w:rPr>
-              <w:t>…</w:t>
-            </w:r>
-          </w:p>
-        </w:tc>
-        <w:tc>
-          <w:tcPr>
-            <w:tcW w:w="5466" w:type="dxa"/>
-          </w:tcPr>
-          <w:p>
-            <w:pPr>
-              <w:pStyle w:val="a3"/>
-              <w:ind w:leftChars="0" w:left="0"/>
-              <w:rPr>
-                <w:rFonts w:ascii="Arial" w:eastAsia="微軟正黑體" w:hAnsi="Arial" w:cs="Times New Roman"/>
-              </w:rPr>
-            </w:pPr>
-          </w:p>
-        </w:tc>
-      </w:tr>
-    </w:tbl>
-    <w:p>
-      <w:pPr>
-        <w:pStyle w:val="a3"/>
-        <w:ind w:leftChars="0" w:left="360"/>
-        <w:rPr>
-          <w:rFonts w:ascii="Arial" w:eastAsia="微軟正黑體" w:hAnsi="Arial" w:cs="Times New Roman"/>
+          <w:rFonts w:ascii="Arial" w:eastAsia="微軟正黑體" w:hAnsi="Arial" w:cs="Times New Roman" w:hint="eastAsia"/>
         </w:rPr>
       </w:pPr>
     </w:p>
     <w:p>
       <w:pPr>
-        <w:pStyle w:val="a3"/>
-        <w:numPr>
-          <w:ilvl w:val="0"/>
-          <w:numId w:val="7"/>
-        </w:numPr>
-        <w:ind w:leftChars="0"/>
         <w:rPr>
-          <w:rFonts w:ascii="Arial" w:eastAsia="微軟正黑體" w:hAnsi="Arial" w:cs="Times New Roman"/>
-          <w:b/>
-          <w:bCs/>
-          <w:sz w:val="32"/>
-          <w:szCs w:val="32"/>
-        </w:rPr>
-      </w:pPr>
-      <w:r>
-        <w:rPr>
-          <w:rFonts w:ascii="Arial" w:eastAsia="微軟正黑體" w:hAnsi="Arial" w:cs="Times New Roman"/>
-          <w:b/>
-          <w:bCs/>
-          <w:sz w:val="32"/>
-          <w:szCs w:val="32"/>
-        </w:rPr>
-        <w:t>系統功能需求</w:t>
-      </w:r>
-    </w:p>
-    <w:p>
-      <w:pPr>
-        <w:pStyle w:val="a3"/>
-        <w:ind w:leftChars="0" w:left="360"/>
-        <w:rPr>
-          <w:rFonts w:ascii="Arial" w:eastAsia="微軟正黑體" w:hAnsi="Arial" w:cs="Times New Roman"/>
-        </w:rPr>
-      </w:pPr>
-    </w:p>
-    <w:tbl>
-      <w:tblPr>
-        <w:tblStyle w:val="a4"/>
-        <w:tblW w:w="0" w:type="auto"/>
-        <w:tblInd w:w="360" w:type="dxa"/>
-        <w:tblLook w:val="04A0" w:firstRow="1" w:lastRow="0" w:firstColumn="1" w:lastColumn="0" w:noHBand="0" w:noVBand="1"/>
-      </w:tblPr>
-      <w:tblGrid>
-        <w:gridCol w:w="2470"/>
-        <w:gridCol w:w="5466"/>
-      </w:tblGrid>
-      <w:tr>
-        <w:tc>
-          <w:tcPr>
-            <w:tcW w:w="2470" w:type="dxa"/>
-          </w:tcPr>
-          <w:p>
-            <w:pPr>
-              <w:pStyle w:val="a3"/>
-              <w:ind w:leftChars="0" w:left="0"/>
-              <w:jc w:val="center"/>
-              <w:rPr>
-                <w:rFonts w:ascii="Arial" w:eastAsia="微軟正黑體" w:hAnsi="Arial" w:cs="Times New Roman"/>
-              </w:rPr>
-            </w:pPr>
-            <w:r>
-              <w:rPr>
-                <w:rFonts w:ascii="Arial" w:eastAsia="微軟正黑體" w:hAnsi="Arial" w:cs="Times New Roman"/>
-              </w:rPr>
-              <w:t>功能需求編號</w:t>
-            </w:r>
-          </w:p>
-        </w:tc>
-        <w:tc>
-          <w:tcPr>
-            <w:tcW w:w="5466" w:type="dxa"/>
-          </w:tcPr>
-          <w:p>
-            <w:pPr>
-              <w:pStyle w:val="a3"/>
-              <w:ind w:leftChars="0" w:left="0"/>
-              <w:jc w:val="center"/>
-              <w:rPr>
-                <w:rFonts w:ascii="Arial" w:eastAsia="微軟正黑體" w:hAnsi="Arial" w:cs="Times New Roman"/>
-              </w:rPr>
-            </w:pPr>
-            <w:r>
-              <w:rPr>
-                <w:rFonts w:ascii="Arial" w:eastAsia="微軟正黑體" w:hAnsi="Arial" w:cs="Times New Roman"/>
-              </w:rPr>
-              <w:t>功能需求描述</w:t>
-            </w:r>
-          </w:p>
-        </w:tc>
-      </w:tr>
-      <w:tr>
-        <w:tc>
-          <w:tcPr>
-            <w:tcW w:w="2470" w:type="dxa"/>
-          </w:tcPr>
-          <w:p>
-            <w:pPr>
-              <w:pStyle w:val="a3"/>
-              <w:ind w:leftChars="0" w:left="0"/>
-              <w:rPr>
-                <w:rFonts w:ascii="Arial" w:eastAsia="微軟正黑體" w:hAnsi="Arial" w:cs="Times New Roman"/>
-              </w:rPr>
-            </w:pPr>
-            <w:r>
-              <w:rPr>
-                <w:rFonts w:ascii="Arial" w:eastAsia="微軟正黑體" w:hAnsi="Arial" w:cs="Times New Roman"/>
-              </w:rPr>
-              <w:t>(</w:t>
-            </w:r>
-            <w:r>
-              <w:rPr>
-                <w:rFonts w:ascii="Arial" w:eastAsia="微軟正黑體" w:hAnsi="Arial" w:cs="Times New Roman"/>
-              </w:rPr>
-              <w:t>系統簡稱</w:t>
-            </w:r>
-            <w:r>
-              <w:rPr>
-                <w:rFonts w:ascii="Arial" w:eastAsia="微軟正黑體" w:hAnsi="Arial" w:cs="Times New Roman"/>
-              </w:rPr>
-              <w:t>)-F-001</w:t>
-            </w:r>
-          </w:p>
-        </w:tc>
-        <w:tc>
-          <w:tcPr>
-            <w:tcW w:w="5466" w:type="dxa"/>
-          </w:tcPr>
-          <w:p>
-            <w:pPr>
-              <w:pStyle w:val="a3"/>
-              <w:ind w:leftChars="0" w:left="0"/>
-              <w:rPr>
-                <w:rFonts w:ascii="Arial" w:eastAsia="微軟正黑體" w:hAnsi="Arial" w:cs="Times New Roman"/>
-              </w:rPr>
-            </w:pPr>
-          </w:p>
-        </w:tc>
-      </w:tr>
-      <w:tr>
-        <w:tc>
-          <w:tcPr>
-            <w:tcW w:w="2470" w:type="dxa"/>
-          </w:tcPr>
-          <w:p>
-            <w:pPr>
-              <w:pStyle w:val="a3"/>
-              <w:ind w:leftChars="0" w:left="0"/>
-              <w:rPr>
-                <w:rFonts w:ascii="Arial" w:eastAsia="微軟正黑體" w:hAnsi="Arial" w:cs="Times New Roman"/>
-              </w:rPr>
-            </w:pPr>
-            <w:r>
-              <w:rPr>
-                <w:rFonts w:ascii="Arial" w:eastAsia="微軟正黑體" w:hAnsi="Arial" w:cs="Times New Roman"/>
-              </w:rPr>
-              <w:t>(</w:t>
-            </w:r>
-            <w:r>
-              <w:rPr>
-                <w:rFonts w:ascii="Arial" w:eastAsia="微軟正黑體" w:hAnsi="Arial" w:cs="Times New Roman"/>
-              </w:rPr>
-              <w:t>系統簡稱</w:t>
-            </w:r>
-            <w:r>
-              <w:rPr>
-                <w:rFonts w:ascii="Arial" w:eastAsia="微軟正黑體" w:hAnsi="Arial" w:cs="Times New Roman"/>
-              </w:rPr>
-              <w:t>)-F-002</w:t>
-            </w:r>
-          </w:p>
-        </w:tc>
-        <w:tc>
-          <w:tcPr>
-            <w:tcW w:w="5466" w:type="dxa"/>
-          </w:tcPr>
-          <w:p>
-            <w:pPr>
-              <w:pStyle w:val="a3"/>
-              <w:ind w:leftChars="0" w:left="0"/>
-              <w:rPr>
-                <w:rFonts w:ascii="Arial" w:eastAsia="微軟正黑體" w:hAnsi="Arial" w:cs="Times New Roman"/>
-              </w:rPr>
-            </w:pPr>
-          </w:p>
-        </w:tc>
-      </w:tr>
-      <w:tr>
-        <w:tc>
-          <w:tcPr>
-            <w:tcW w:w="2470" w:type="dxa"/>
-          </w:tcPr>
-          <w:p>
-            <w:pPr>
-              <w:pStyle w:val="a3"/>
-              <w:ind w:leftChars="0" w:left="0"/>
-              <w:rPr>
-                <w:rFonts w:ascii="Arial" w:eastAsia="微軟正黑體" w:hAnsi="Arial" w:cs="Times New Roman"/>
-              </w:rPr>
-            </w:pPr>
-            <w:r>
-              <w:rPr>
-                <w:rFonts w:ascii="Arial" w:eastAsia="微軟正黑體" w:hAnsi="Arial" w:cs="Times New Roman"/>
-              </w:rPr>
-              <w:t>(</w:t>
-            </w:r>
-            <w:r>
-              <w:rPr>
-                <w:rFonts w:ascii="Arial" w:eastAsia="微軟正黑體" w:hAnsi="Arial" w:cs="Times New Roman"/>
-              </w:rPr>
-              <w:t>系統簡稱</w:t>
-            </w:r>
-            <w:r>
-              <w:rPr>
-                <w:rFonts w:ascii="Arial" w:eastAsia="微軟正黑體" w:hAnsi="Arial" w:cs="Times New Roman"/>
-              </w:rPr>
-              <w:t>)-F-003</w:t>
-            </w:r>
-          </w:p>
-        </w:tc>
-        <w:tc>
-          <w:tcPr>
-            <w:tcW w:w="5466" w:type="dxa"/>
-          </w:tcPr>
-          <w:p>
-            <w:pPr>
-              <w:pStyle w:val="a3"/>
-              <w:ind w:leftChars="0" w:left="0"/>
-              <w:rPr>
-                <w:rFonts w:ascii="Arial" w:eastAsia="微軟正黑體" w:hAnsi="Arial" w:cs="Times New Roman"/>
-              </w:rPr>
-            </w:pPr>
-          </w:p>
-        </w:tc>
-      </w:tr>
-      <w:tr>
-        <w:tc>
-          <w:tcPr>
-            <w:tcW w:w="2470" w:type="dxa"/>
-          </w:tcPr>
-          <w:p>
-            <w:pPr>
-              <w:pStyle w:val="a3"/>
-              <w:ind w:leftChars="0" w:left="0"/>
-              <w:rPr>
-                <w:rFonts w:ascii="Arial" w:eastAsia="微軟正黑體" w:hAnsi="Arial" w:cs="Times New Roman"/>
-              </w:rPr>
-            </w:pPr>
-            <w:r>
-              <w:rPr>
-                <w:rFonts w:ascii="Arial" w:eastAsia="微軟正黑體" w:hAnsi="Arial" w:cs="Times New Roman"/>
-              </w:rPr>
-              <w:t>(</w:t>
-            </w:r>
-            <w:r>
-              <w:rPr>
-                <w:rFonts w:ascii="Arial" w:eastAsia="微軟正黑體" w:hAnsi="Arial" w:cs="Times New Roman"/>
-              </w:rPr>
-              <w:t>系統簡稱</w:t>
-            </w:r>
-            <w:r>
-              <w:rPr>
-                <w:rFonts w:ascii="Arial" w:eastAsia="微軟正黑體" w:hAnsi="Arial" w:cs="Times New Roman"/>
-              </w:rPr>
-              <w:t>)-F-004</w:t>
-            </w:r>
-          </w:p>
-        </w:tc>
-        <w:tc>
-          <w:tcPr>
-            <w:tcW w:w="5466" w:type="dxa"/>
-          </w:tcPr>
-          <w:p>
-            <w:pPr>
-              <w:pStyle w:val="a3"/>
-              <w:ind w:leftChars="0" w:left="0"/>
-              <w:rPr>
-                <w:rFonts w:ascii="Arial" w:eastAsia="微軟正黑體" w:hAnsi="Arial" w:cs="Times New Roman"/>
-              </w:rPr>
-            </w:pPr>
-          </w:p>
-        </w:tc>
-      </w:tr>
-      <w:tr>
-        <w:tc>
-          <w:tcPr>
-            <w:tcW w:w="2470" w:type="dxa"/>
-          </w:tcPr>
-          <w:p>
-            <w:pPr>
-              <w:pStyle w:val="a3"/>
-              <w:ind w:leftChars="0" w:left="0"/>
-              <w:rPr>
-                <w:rFonts w:ascii="Arial" w:eastAsia="微軟正黑體" w:hAnsi="Arial" w:cs="Times New Roman"/>
-              </w:rPr>
-            </w:pPr>
-            <w:r>
-              <w:rPr>
-                <w:rFonts w:ascii="Arial" w:eastAsia="微軟正黑體" w:hAnsi="Arial" w:cs="Times New Roman"/>
-              </w:rPr>
-              <w:t>…</w:t>
-            </w:r>
-          </w:p>
-        </w:tc>
-        <w:tc>
-          <w:tcPr>
-            <w:tcW w:w="5466" w:type="dxa"/>
-          </w:tcPr>
-          <w:p>
-            <w:pPr>
-              <w:pStyle w:val="a3"/>
-              <w:ind w:leftChars="0" w:left="0"/>
-              <w:rPr>
-                <w:rFonts w:ascii="Arial" w:eastAsia="微軟正黑體" w:hAnsi="Arial" w:cs="Times New Roman"/>
-              </w:rPr>
-            </w:pPr>
-          </w:p>
-        </w:tc>
-      </w:tr>
-    </w:tbl>
-    <w:p>
-      <w:pPr>
-        <w:pStyle w:val="a3"/>
-        <w:ind w:leftChars="0" w:left="360"/>
-        <w:rPr>
-          <w:rFonts w:ascii="Arial" w:eastAsia="微軟正黑體" w:hAnsi="Arial" w:cs="Times New Roman"/>
+          <w:rFonts w:ascii="Arial" w:eastAsia="微軟正黑體" w:hAnsi="Arial" w:cs="Times New Roman" w:hint="eastAsia"/>
         </w:rPr>
       </w:pPr>
     </w:p>
     <w:p>
       <w:pPr>
-        <w:pStyle w:val="a3"/>
-        <w:ind w:leftChars="0" w:left="360"/>
+        <w:rPr>
+          <w:rFonts w:ascii="Arial" w:eastAsia="微軟正黑體" w:hAnsi="Arial" w:cs="Times New Roman" w:hint="eastAsia"/>
+        </w:rPr>
+      </w:pPr>
+    </w:p>
+    <w:p>
+      <w:pPr>
+        <w:rPr>
+          <w:rFonts w:ascii="Arial" w:eastAsia="微軟正黑體" w:hAnsi="Arial" w:cs="Times New Roman" w:hint="eastAsia"/>
+        </w:rPr>
+      </w:pPr>
+    </w:p>
+    <w:p>
+      <w:pPr>
+        <w:rPr>
+          <w:rFonts w:ascii="Arial" w:eastAsia="微軟正黑體" w:hAnsi="Arial" w:cs="Times New Roman" w:hint="eastAsia"/>
+        </w:rPr>
+      </w:pPr>
+    </w:p>
+    <w:p>
+      <w:pPr>
+        <w:rPr>
+          <w:rFonts w:ascii="Arial" w:eastAsia="微軟正黑體" w:hAnsi="Arial" w:cs="Times New Roman" w:hint="eastAsia"/>
+        </w:rPr>
+      </w:pPr>
+    </w:p>
+    <w:p>
+      <w:pPr>
+        <w:rPr>
+          <w:rFonts w:ascii="Arial" w:eastAsia="微軟正黑體" w:hAnsi="Arial" w:cs="Times New Roman" w:hint="eastAsia"/>
+        </w:rPr>
+      </w:pPr>
+    </w:p>
+    <w:p>
+      <w:pPr>
+        <w:rPr>
+          <w:rFonts w:ascii="Arial" w:eastAsia="微軟正黑體" w:hAnsi="Arial" w:cs="Times New Roman" w:hint="eastAsia"/>
+        </w:rPr>
+      </w:pPr>
+    </w:p>
+    <w:p>
+      <w:pPr>
+        <w:rPr>
+          <w:rFonts w:ascii="Arial" w:eastAsia="微軟正黑體" w:hAnsi="Arial" w:cs="Times New Roman" w:hint="eastAsia"/>
+        </w:rPr>
+      </w:pPr>
+    </w:p>
+    <w:p>
+      <w:pPr>
+        <w:rPr>
+          <w:rFonts w:ascii="Arial" w:eastAsia="微軟正黑體" w:hAnsi="Arial" w:cs="Times New Roman" w:hint="eastAsia"/>
+        </w:rPr>
+      </w:pPr>
+    </w:p>
+    <w:p>
+      <w:pPr>
+        <w:rPr>
+          <w:rFonts w:ascii="Arial" w:eastAsia="微軟正黑體" w:hAnsi="Arial" w:cs="Times New Roman" w:hint="eastAsia"/>
+        </w:rPr>
+      </w:pPr>
+    </w:p>
+    <w:p>
+      <w:pPr>
+        <w:rPr>
+          <w:rFonts w:ascii="Arial" w:eastAsia="微軟正黑體" w:hAnsi="Arial" w:cs="Times New Roman" w:hint="eastAsia"/>
+        </w:rPr>
+      </w:pPr>
+    </w:p>
+    <w:p>
+      <w:pPr>
+        <w:rPr>
+          <w:rFonts w:ascii="Arial" w:eastAsia="微軟正黑體" w:hAnsi="Arial" w:cs="Times New Roman" w:hint="eastAsia"/>
+        </w:rPr>
+      </w:pPr>
+    </w:p>
+    <w:p>
+      <w:pPr>
+        <w:rPr>
+          <w:rFonts w:ascii="Arial" w:eastAsia="微軟正黑體" w:hAnsi="Arial" w:cs="Times New Roman" w:hint="eastAsia"/>
+        </w:rPr>
+      </w:pPr>
+    </w:p>
+    <w:p>
+      <w:pPr>
+        <w:rPr>
+          <w:rFonts w:ascii="Arial" w:eastAsia="微軟正黑體" w:hAnsi="Arial" w:cs="Times New Roman" w:hint="eastAsia"/>
+        </w:rPr>
+      </w:pPr>
+    </w:p>
+    <w:p>
+      <w:pPr>
+        <w:rPr>
+          <w:rFonts w:ascii="Arial" w:eastAsia="微軟正黑體" w:hAnsi="Arial" w:cs="Times New Roman" w:hint="eastAsia"/>
+        </w:rPr>
+      </w:pPr>
+    </w:p>
+    <w:p>
+      <w:pPr>
+        <w:rPr>
+          <w:rFonts w:ascii="Arial" w:eastAsia="微軟正黑體" w:hAnsi="Arial" w:cs="Times New Roman" w:hint="eastAsia"/>
+        </w:rPr>
+      </w:pPr>
+    </w:p>
+    <w:p>
+      <w:pPr>
+        <w:rPr>
+          <w:rFonts w:ascii="Arial" w:eastAsia="微軟正黑體" w:hAnsi="Arial" w:cs="Times New Roman" w:hint="eastAsia"/>
+        </w:rPr>
+      </w:pPr>
+    </w:p>
+    <w:p>
+      <w:pPr>
+        <w:rPr>
+          <w:rFonts w:ascii="Arial" w:eastAsia="微軟正黑體" w:hAnsi="Arial" w:cs="Times New Roman" w:hint="eastAsia"/>
+        </w:rPr>
+      </w:pPr>
+    </w:p>
+    <w:p>
+      <w:pPr>
+        <w:rPr>
+          <w:rFonts w:ascii="Arial" w:eastAsia="微軟正黑體" w:hAnsi="Arial" w:cs="Times New Roman" w:hint="eastAsia"/>
+        </w:rPr>
+      </w:pPr>
+    </w:p>
+    <w:p>
+      <w:pPr>
+        <w:rPr>
+          <w:rFonts w:ascii="Arial" w:eastAsia="微軟正黑體" w:hAnsi="Arial" w:cs="Times New Roman" w:hint="eastAsia"/>
+        </w:rPr>
+      </w:pPr>
+    </w:p>
+    <w:p>
+      <w:pPr>
+        <w:tabs>
+          <w:tab w:val="left" w:pos="1725"/>
+        </w:tabs>
         <w:rPr>
           <w:rFonts w:ascii="Arial" w:eastAsia="微軟正黑體" w:hAnsi="Arial" w:cs="Times New Roman"/>
-          <w:kern w:val="0"/>
-          <w:szCs w:val="24"/>
         </w:rPr>
       </w:pPr>
       <w:r>
         <w:rPr>
           <w:rFonts w:ascii="Arial" w:eastAsia="微軟正黑體" w:hAnsi="Arial" w:cs="Times New Roman"/>
         </w:rPr>
-        <w:t>一般性的系統功能操作使用案例</w:t>
+        <w:tab/>
       </w:r>
-      <w:r>
-        <w:rPr>
-          <w:rFonts w:ascii="Arial" w:eastAsia="微軟正黑體" w:hAnsi="Arial" w:cs="Times New Roman"/>
-          <w:kern w:val="0"/>
-          <w:szCs w:val="24"/>
-        </w:rPr>
-        <w:t>(Use case, UC)</w:t>
-      </w:r>
-      <w:r>
-        <w:rPr>
-          <w:rFonts w:ascii="Arial" w:eastAsia="微軟正黑體" w:hAnsi="Arial" w:cs="Times New Roman"/>
-          <w:kern w:val="0"/>
-          <w:szCs w:val="24"/>
-        </w:rPr>
-        <w:t>之劇本</w:t>
-      </w:r>
-      <w:r>
-        <w:rPr>
-          <w:rFonts w:ascii="Arial" w:eastAsia="微軟正黑體" w:hAnsi="Arial" w:cs="Times New Roman"/>
-          <w:b/>
-          <w:bCs/>
-          <w:kern w:val="0"/>
-          <w:szCs w:val="24"/>
-        </w:rPr>
-        <w:t>(Scenario)</w:t>
-      </w:r>
-      <w:r>
-        <w:rPr>
-          <w:rFonts w:ascii="Arial" w:eastAsia="微軟正黑體" w:hAnsi="Arial" w:cs="Times New Roman"/>
-          <w:kern w:val="0"/>
-          <w:szCs w:val="24"/>
-        </w:rPr>
-        <w:t>描述如下。</w:t>
-      </w:r>
-    </w:p>
-    <w:tbl>
-      <w:tblPr>
-        <w:tblStyle w:val="a4"/>
-        <w:tblW w:w="0" w:type="auto"/>
-        <w:tblInd w:w="360" w:type="dxa"/>
-        <w:tblLook w:val="04A0" w:firstRow="1" w:lastRow="0" w:firstColumn="1" w:lastColumn="0" w:noHBand="0" w:noVBand="1"/>
-      </w:tblPr>
-      <w:tblGrid>
-        <w:gridCol w:w="4171"/>
-        <w:gridCol w:w="3765"/>
-      </w:tblGrid>
-      <w:tr>
-        <w:tc>
-          <w:tcPr>
-            <w:tcW w:w="4171" w:type="dxa"/>
-          </w:tcPr>
-          <w:p>
-            <w:pPr>
-              <w:pStyle w:val="a3"/>
-              <w:ind w:leftChars="0" w:left="0"/>
-              <w:rPr>
-                <w:rFonts w:ascii="Arial" w:eastAsia="微軟正黑體" w:hAnsi="Arial" w:cs="Times New Roman"/>
-              </w:rPr>
-            </w:pPr>
-            <w:r>
-              <w:rPr>
-                <w:rFonts w:ascii="Arial" w:eastAsia="微軟正黑體" w:hAnsi="Arial" w:cs="Times New Roman"/>
-              </w:rPr>
-              <w:t>使用案例編號：</w:t>
-            </w:r>
-            <w:r>
-              <w:rPr>
-                <w:rFonts w:ascii="Arial" w:eastAsia="微軟正黑體" w:hAnsi="Arial" w:cs="Times New Roman"/>
-              </w:rPr>
-              <w:t>(</w:t>
-            </w:r>
-            <w:r>
-              <w:rPr>
-                <w:rFonts w:ascii="Arial" w:eastAsia="微軟正黑體" w:hAnsi="Arial" w:cs="Times New Roman"/>
-              </w:rPr>
-              <w:t>系統簡稱</w:t>
-            </w:r>
-            <w:r>
-              <w:rPr>
-                <w:rFonts w:ascii="Arial" w:eastAsia="微軟正黑體" w:hAnsi="Arial" w:cs="Times New Roman"/>
-              </w:rPr>
-              <w:t>)-UC001</w:t>
-            </w:r>
-          </w:p>
-        </w:tc>
-        <w:tc>
-          <w:tcPr>
-            <w:tcW w:w="3765" w:type="dxa"/>
-          </w:tcPr>
-          <w:p>
-            <w:pPr>
-              <w:pStyle w:val="a3"/>
-              <w:ind w:leftChars="0" w:left="0"/>
-              <w:rPr>
-                <w:rFonts w:ascii="Arial" w:eastAsia="微軟正黑體" w:hAnsi="Arial" w:cs="Times New Roman"/>
-              </w:rPr>
-            </w:pPr>
-            <w:r>
-              <w:rPr>
-                <w:rFonts w:ascii="Arial" w:eastAsia="微軟正黑體" w:hAnsi="Arial" w:cs="Times New Roman"/>
-              </w:rPr>
-              <w:t>使用案例名稱：</w:t>
-            </w:r>
-          </w:p>
-        </w:tc>
-      </w:tr>
-      <w:tr>
-        <w:tc>
-          <w:tcPr>
-            <w:tcW w:w="4171" w:type="dxa"/>
-          </w:tcPr>
-          <w:p>
-            <w:pPr>
-              <w:pStyle w:val="a3"/>
-              <w:ind w:leftChars="0" w:left="0"/>
-              <w:rPr>
-                <w:rFonts w:ascii="Arial" w:eastAsia="微軟正黑體" w:hAnsi="Arial" w:cs="Times New Roman"/>
-              </w:rPr>
-            </w:pPr>
-            <w:r>
-              <w:rPr>
-                <w:rFonts w:ascii="Arial" w:eastAsia="微軟正黑體" w:hAnsi="Arial" w:cs="Times New Roman"/>
-              </w:rPr>
-              <w:t>系統反應動作</w:t>
-            </w:r>
-          </w:p>
-        </w:tc>
-        <w:tc>
-          <w:tcPr>
-            <w:tcW w:w="3765" w:type="dxa"/>
-          </w:tcPr>
-          <w:p>
-            <w:pPr>
-              <w:pStyle w:val="a3"/>
-              <w:ind w:leftChars="0" w:left="0"/>
-              <w:rPr>
-                <w:rFonts w:ascii="Arial" w:eastAsia="微軟正黑體" w:hAnsi="Arial" w:cs="Times New Roman"/>
-              </w:rPr>
-            </w:pPr>
-            <w:r>
-              <w:rPr>
-                <w:rFonts w:ascii="Arial" w:eastAsia="微軟正黑體" w:hAnsi="Arial" w:cs="Times New Roman"/>
-              </w:rPr>
-              <w:t>使用者操作動作</w:t>
-            </w:r>
-          </w:p>
-        </w:tc>
-      </w:tr>
-      <w:tr>
-        <w:tc>
-          <w:tcPr>
-            <w:tcW w:w="4171" w:type="dxa"/>
-          </w:tcPr>
-          <w:p>
-            <w:pPr>
-              <w:pStyle w:val="a3"/>
-              <w:numPr>
-                <w:ilvl w:val="0"/>
-                <w:numId w:val="2"/>
-              </w:numPr>
-              <w:ind w:leftChars="0"/>
-              <w:rPr>
-                <w:rFonts w:ascii="Arial" w:eastAsia="微軟正黑體" w:hAnsi="Arial" w:cs="Times New Roman"/>
-              </w:rPr>
-            </w:pPr>
-            <w:r>
-              <w:rPr>
-                <w:rFonts w:ascii="Arial" w:eastAsia="微軟正黑體" w:hAnsi="Arial" w:cs="Times New Roman"/>
-              </w:rPr>
-              <w:t>…</w:t>
-            </w:r>
-          </w:p>
-        </w:tc>
-        <w:tc>
-          <w:tcPr>
-            <w:tcW w:w="3765" w:type="dxa"/>
-          </w:tcPr>
-          <w:p>
-            <w:pPr>
-              <w:pStyle w:val="a3"/>
-              <w:ind w:leftChars="0" w:left="0"/>
-              <w:rPr>
-                <w:rFonts w:ascii="Arial" w:eastAsia="微軟正黑體" w:hAnsi="Arial" w:cs="Times New Roman"/>
-              </w:rPr>
-            </w:pPr>
-          </w:p>
-        </w:tc>
-      </w:tr>
-      <w:tr>
-        <w:tc>
-          <w:tcPr>
-            <w:tcW w:w="4171" w:type="dxa"/>
-          </w:tcPr>
-          <w:p>
-            <w:pPr>
-              <w:pStyle w:val="a3"/>
-              <w:ind w:leftChars="0" w:left="0"/>
-              <w:rPr>
-                <w:rFonts w:ascii="Arial" w:eastAsia="微軟正黑體" w:hAnsi="Arial" w:cs="Times New Roman"/>
-              </w:rPr>
-            </w:pPr>
-          </w:p>
-        </w:tc>
-        <w:tc>
-          <w:tcPr>
-            <w:tcW w:w="3765" w:type="dxa"/>
-          </w:tcPr>
-          <w:p>
-            <w:pPr>
-              <w:pStyle w:val="a3"/>
-              <w:numPr>
-                <w:ilvl w:val="0"/>
-                <w:numId w:val="2"/>
-              </w:numPr>
-              <w:ind w:leftChars="0"/>
-              <w:rPr>
-                <w:rFonts w:ascii="Arial" w:eastAsia="微軟正黑體" w:hAnsi="Arial" w:cs="Times New Roman"/>
-              </w:rPr>
-            </w:pPr>
-            <w:r>
-              <w:rPr>
-                <w:rFonts w:ascii="Arial" w:eastAsia="微軟正黑體" w:hAnsi="Arial" w:cs="Times New Roman"/>
-              </w:rPr>
-              <w:t>…</w:t>
-            </w:r>
-          </w:p>
-        </w:tc>
-      </w:tr>
-      <w:tr>
-        <w:tc>
-          <w:tcPr>
-            <w:tcW w:w="4171" w:type="dxa"/>
-          </w:tcPr>
-          <w:p>
-            <w:pPr>
-              <w:pStyle w:val="a3"/>
-              <w:numPr>
-                <w:ilvl w:val="0"/>
-                <w:numId w:val="2"/>
-              </w:numPr>
-              <w:ind w:leftChars="0"/>
-              <w:rPr>
-                <w:rFonts w:ascii="Arial" w:eastAsia="微軟正黑體" w:hAnsi="Arial" w:cs="Times New Roman"/>
-              </w:rPr>
-            </w:pPr>
-            <w:r>
-              <w:rPr>
-                <w:rFonts w:ascii="Arial" w:eastAsia="微軟正黑體" w:hAnsi="Arial" w:cs="Times New Roman"/>
-              </w:rPr>
-              <w:t>…</w:t>
-            </w:r>
-          </w:p>
-        </w:tc>
-        <w:tc>
-          <w:tcPr>
-            <w:tcW w:w="3765" w:type="dxa"/>
-          </w:tcPr>
-          <w:p>
-            <w:pPr>
-              <w:pStyle w:val="a3"/>
-              <w:ind w:leftChars="0" w:left="0"/>
-              <w:rPr>
-                <w:rFonts w:ascii="Arial" w:eastAsia="微軟正黑體" w:hAnsi="Arial" w:cs="Times New Roman"/>
-              </w:rPr>
-            </w:pPr>
-          </w:p>
-        </w:tc>
-      </w:tr>
-      <w:tr>
-        <w:tc>
-          <w:tcPr>
-            <w:tcW w:w="4171" w:type="dxa"/>
-          </w:tcPr>
-          <w:p>
-            <w:pPr>
-              <w:pStyle w:val="a3"/>
-              <w:ind w:leftChars="0" w:left="0"/>
-              <w:rPr>
-                <w:rFonts w:ascii="Arial" w:eastAsia="微軟正黑體" w:hAnsi="Arial" w:cs="Times New Roman"/>
-              </w:rPr>
-            </w:pPr>
-          </w:p>
-        </w:tc>
-        <w:tc>
-          <w:tcPr>
-            <w:tcW w:w="3765" w:type="dxa"/>
-          </w:tcPr>
-          <w:p>
-            <w:pPr>
-              <w:pStyle w:val="a3"/>
-              <w:numPr>
-                <w:ilvl w:val="0"/>
-                <w:numId w:val="2"/>
-              </w:numPr>
-              <w:ind w:leftChars="0"/>
-              <w:rPr>
-                <w:rFonts w:ascii="Arial" w:eastAsia="微軟正黑體" w:hAnsi="Arial" w:cs="Times New Roman"/>
-              </w:rPr>
-            </w:pPr>
-            <w:r>
-              <w:rPr>
-                <w:rFonts w:ascii="Arial" w:eastAsia="微軟正黑體" w:hAnsi="Arial" w:cs="Times New Roman"/>
-              </w:rPr>
-              <w:t>…</w:t>
-            </w:r>
-          </w:p>
-        </w:tc>
-      </w:tr>
-    </w:tbl>
-    <w:p>
-      <w:pPr>
-        <w:pStyle w:val="a3"/>
-        <w:ind w:leftChars="0" w:left="360"/>
-        <w:rPr>
-          <w:rFonts w:ascii="Arial" w:eastAsia="微軟正黑體" w:hAnsi="Arial" w:cs="Times New Roman"/>
-        </w:rPr>
-      </w:pPr>
-    </w:p>
-    <w:tbl>
-      <w:tblPr>
-        <w:tblStyle w:val="a4"/>
-        <w:tblW w:w="0" w:type="auto"/>
-        <w:tblInd w:w="360" w:type="dxa"/>
-        <w:tblLook w:val="04A0" w:firstRow="1" w:lastRow="0" w:firstColumn="1" w:lastColumn="0" w:noHBand="0" w:noVBand="1"/>
-      </w:tblPr>
-      <w:tblGrid>
-        <w:gridCol w:w="4171"/>
-        <w:gridCol w:w="3765"/>
-      </w:tblGrid>
-      <w:tr>
-        <w:tc>
-          <w:tcPr>
-            <w:tcW w:w="4171" w:type="dxa"/>
-          </w:tcPr>
-          <w:p>
-            <w:pPr>
-              <w:pStyle w:val="a3"/>
-              <w:ind w:leftChars="0" w:left="0"/>
-              <w:rPr>
-                <w:rFonts w:ascii="Arial" w:eastAsia="微軟正黑體" w:hAnsi="Arial" w:cs="Times New Roman"/>
-              </w:rPr>
-            </w:pPr>
-            <w:r>
-              <w:rPr>
-                <w:rFonts w:ascii="Arial" w:eastAsia="微軟正黑體" w:hAnsi="Arial" w:cs="Times New Roman"/>
-              </w:rPr>
-              <w:t>使用案例編號：</w:t>
-            </w:r>
-            <w:r>
-              <w:rPr>
-                <w:rFonts w:ascii="Arial" w:eastAsia="微軟正黑體" w:hAnsi="Arial" w:cs="Times New Roman"/>
-              </w:rPr>
-              <w:t>(</w:t>
-            </w:r>
-            <w:r>
-              <w:rPr>
-                <w:rFonts w:ascii="Arial" w:eastAsia="微軟正黑體" w:hAnsi="Arial" w:cs="Times New Roman"/>
-              </w:rPr>
-              <w:t>系統簡稱</w:t>
-            </w:r>
-            <w:r>
-              <w:rPr>
-                <w:rFonts w:ascii="Arial" w:eastAsia="微軟正黑體" w:hAnsi="Arial" w:cs="Times New Roman"/>
-              </w:rPr>
-              <w:t>)-UC002</w:t>
-            </w:r>
-          </w:p>
-        </w:tc>
-        <w:tc>
-          <w:tcPr>
-            <w:tcW w:w="3765" w:type="dxa"/>
-          </w:tcPr>
-          <w:p>
-            <w:pPr>
-              <w:pStyle w:val="a3"/>
-              <w:ind w:leftChars="0" w:left="0"/>
-              <w:rPr>
-                <w:rFonts w:ascii="Arial" w:eastAsia="微軟正黑體" w:hAnsi="Arial" w:cs="Times New Roman"/>
-              </w:rPr>
-            </w:pPr>
-            <w:r>
-              <w:rPr>
-                <w:rFonts w:ascii="Arial" w:eastAsia="微軟正黑體" w:hAnsi="Arial" w:cs="Times New Roman"/>
-              </w:rPr>
-              <w:t>使用案例名稱：</w:t>
-            </w:r>
-          </w:p>
-        </w:tc>
-      </w:tr>
-      <w:tr>
-        <w:tc>
-          <w:tcPr>
-            <w:tcW w:w="4171" w:type="dxa"/>
-          </w:tcPr>
-          <w:p>
-            <w:pPr>
-              <w:pStyle w:val="a3"/>
-              <w:ind w:leftChars="0" w:left="0"/>
-              <w:rPr>
-                <w:rFonts w:ascii="Arial" w:eastAsia="微軟正黑體" w:hAnsi="Arial" w:cs="Times New Roman"/>
-              </w:rPr>
-            </w:pPr>
-            <w:r>
-              <w:rPr>
-                <w:rFonts w:ascii="Arial" w:eastAsia="微軟正黑體" w:hAnsi="Arial" w:cs="Times New Roman"/>
-              </w:rPr>
-              <w:t>系統反應動作</w:t>
-            </w:r>
-          </w:p>
-        </w:tc>
-        <w:tc>
-          <w:tcPr>
-            <w:tcW w:w="3765" w:type="dxa"/>
-          </w:tcPr>
-          <w:p>
-            <w:pPr>
-              <w:pStyle w:val="a3"/>
-              <w:ind w:leftChars="0" w:left="0"/>
-              <w:rPr>
-                <w:rFonts w:ascii="Arial" w:eastAsia="微軟正黑體" w:hAnsi="Arial" w:cs="Times New Roman"/>
-              </w:rPr>
-            </w:pPr>
-            <w:r>
-              <w:rPr>
-                <w:rFonts w:ascii="Arial" w:eastAsia="微軟正黑體" w:hAnsi="Arial" w:cs="Times New Roman"/>
-              </w:rPr>
-              <w:t>使用者操作動作</w:t>
-            </w:r>
-          </w:p>
-        </w:tc>
-      </w:tr>
-      <w:tr>
-        <w:tc>
-          <w:tcPr>
-            <w:tcW w:w="4171" w:type="dxa"/>
-          </w:tcPr>
-          <w:p>
-            <w:pPr>
-              <w:pStyle w:val="a3"/>
-              <w:numPr>
-                <w:ilvl w:val="0"/>
-                <w:numId w:val="3"/>
-              </w:numPr>
-              <w:ind w:leftChars="0"/>
-              <w:rPr>
-                <w:rFonts w:ascii="Arial" w:eastAsia="微軟正黑體" w:hAnsi="Arial" w:cs="Times New Roman"/>
-              </w:rPr>
-            </w:pPr>
-            <w:r>
-              <w:rPr>
-                <w:rFonts w:ascii="Arial" w:eastAsia="微軟正黑體" w:hAnsi="Arial" w:cs="Times New Roman"/>
-              </w:rPr>
-              <w:t>…</w:t>
-            </w:r>
-          </w:p>
-        </w:tc>
-        <w:tc>
-          <w:tcPr>
-            <w:tcW w:w="3765" w:type="dxa"/>
-          </w:tcPr>
-          <w:p>
-            <w:pPr>
-              <w:pStyle w:val="a3"/>
-              <w:ind w:leftChars="0" w:left="0"/>
-              <w:rPr>
-                <w:rFonts w:ascii="Arial" w:eastAsia="微軟正黑體" w:hAnsi="Arial" w:cs="Times New Roman"/>
-              </w:rPr>
-            </w:pPr>
-          </w:p>
-        </w:tc>
-      </w:tr>
-      <w:tr>
-        <w:tc>
-          <w:tcPr>
-            <w:tcW w:w="4171" w:type="dxa"/>
-          </w:tcPr>
-          <w:p>
-            <w:pPr>
-              <w:pStyle w:val="a3"/>
-              <w:ind w:leftChars="0" w:left="0"/>
-              <w:rPr>
-                <w:rFonts w:ascii="Arial" w:eastAsia="微軟正黑體" w:hAnsi="Arial" w:cs="Times New Roman"/>
-              </w:rPr>
-            </w:pPr>
-          </w:p>
-        </w:tc>
-        <w:tc>
-          <w:tcPr>
-            <w:tcW w:w="3765" w:type="dxa"/>
-          </w:tcPr>
-          <w:p>
-            <w:pPr>
-              <w:pStyle w:val="a3"/>
-              <w:numPr>
-                <w:ilvl w:val="0"/>
-                <w:numId w:val="3"/>
-              </w:numPr>
-              <w:ind w:leftChars="0"/>
-              <w:rPr>
-                <w:rFonts w:ascii="Arial" w:eastAsia="微軟正黑體" w:hAnsi="Arial" w:cs="Times New Roman"/>
-              </w:rPr>
-            </w:pPr>
-            <w:r>
-              <w:rPr>
-                <w:rFonts w:ascii="Arial" w:eastAsia="微軟正黑體" w:hAnsi="Arial" w:cs="Times New Roman"/>
-              </w:rPr>
-              <w:t>…</w:t>
-            </w:r>
-          </w:p>
-        </w:tc>
-      </w:tr>
-      <w:tr>
-        <w:tc>
-          <w:tcPr>
-            <w:tcW w:w="4171" w:type="dxa"/>
-          </w:tcPr>
-          <w:p>
-            <w:pPr>
-              <w:pStyle w:val="a3"/>
-              <w:numPr>
-                <w:ilvl w:val="0"/>
-                <w:numId w:val="3"/>
-              </w:numPr>
-              <w:ind w:leftChars="0"/>
-              <w:rPr>
-                <w:rFonts w:ascii="Arial" w:eastAsia="微軟正黑體" w:hAnsi="Arial" w:cs="Times New Roman"/>
-              </w:rPr>
-            </w:pPr>
-            <w:r>
-              <w:rPr>
-                <w:rFonts w:ascii="Arial" w:eastAsia="微軟正黑體" w:hAnsi="Arial" w:cs="Times New Roman"/>
-              </w:rPr>
-              <w:t>…</w:t>
-            </w:r>
-          </w:p>
-        </w:tc>
-        <w:tc>
-          <w:tcPr>
-            <w:tcW w:w="3765" w:type="dxa"/>
-          </w:tcPr>
-          <w:p>
-            <w:pPr>
-              <w:pStyle w:val="a3"/>
-              <w:ind w:leftChars="0" w:left="0"/>
-              <w:rPr>
-                <w:rFonts w:ascii="Arial" w:eastAsia="微軟正黑體" w:hAnsi="Arial" w:cs="Times New Roman"/>
-              </w:rPr>
-            </w:pPr>
-          </w:p>
-        </w:tc>
-      </w:tr>
-      <w:tr>
-        <w:tc>
-          <w:tcPr>
-            <w:tcW w:w="4171" w:type="dxa"/>
-          </w:tcPr>
-          <w:p>
-            <w:pPr>
-              <w:pStyle w:val="a3"/>
-              <w:ind w:leftChars="0" w:left="0"/>
-              <w:rPr>
-                <w:rFonts w:ascii="Arial" w:eastAsia="微軟正黑體" w:hAnsi="Arial" w:cs="Times New Roman"/>
-              </w:rPr>
-            </w:pPr>
-          </w:p>
-        </w:tc>
-        <w:tc>
-          <w:tcPr>
-            <w:tcW w:w="3765" w:type="dxa"/>
-          </w:tcPr>
-          <w:p>
-            <w:pPr>
-              <w:pStyle w:val="a3"/>
-              <w:numPr>
-                <w:ilvl w:val="0"/>
-                <w:numId w:val="3"/>
-              </w:numPr>
-              <w:ind w:leftChars="0"/>
-              <w:rPr>
-                <w:rFonts w:ascii="Arial" w:eastAsia="微軟正黑體" w:hAnsi="Arial" w:cs="Times New Roman"/>
-              </w:rPr>
-            </w:pPr>
-            <w:r>
-              <w:rPr>
-                <w:rFonts w:ascii="Arial" w:eastAsia="微軟正黑體" w:hAnsi="Arial" w:cs="Times New Roman"/>
-              </w:rPr>
-              <w:t>…</w:t>
-            </w:r>
-          </w:p>
-        </w:tc>
-      </w:tr>
-    </w:tbl>
-    <w:p>
-      <w:pPr>
-        <w:pStyle w:val="a3"/>
-        <w:ind w:leftChars="0" w:left="360"/>
-        <w:rPr>
-          <w:rFonts w:ascii="Arial" w:eastAsia="微軟正黑體" w:hAnsi="Arial" w:cs="Times New Roman"/>
-        </w:rPr>
-      </w:pPr>
-    </w:p>
-    <w:tbl>
-      <w:tblPr>
-        <w:tblStyle w:val="a4"/>
-        <w:tblW w:w="0" w:type="auto"/>
-        <w:tblInd w:w="360" w:type="dxa"/>
-        <w:tblLook w:val="04A0" w:firstRow="1" w:lastRow="0" w:firstColumn="1" w:lastColumn="0" w:noHBand="0" w:noVBand="1"/>
-      </w:tblPr>
-      <w:tblGrid>
-        <w:gridCol w:w="4171"/>
-        <w:gridCol w:w="3765"/>
-      </w:tblGrid>
-      <w:tr>
-        <w:tc>
-          <w:tcPr>
-            <w:tcW w:w="4171" w:type="dxa"/>
-          </w:tcPr>
-          <w:p>
-            <w:pPr>
-              <w:pStyle w:val="a3"/>
-              <w:ind w:leftChars="0" w:left="0"/>
-              <w:rPr>
-                <w:rFonts w:ascii="Arial" w:eastAsia="微軟正黑體" w:hAnsi="Arial" w:cs="Times New Roman"/>
-              </w:rPr>
-            </w:pPr>
-            <w:r>
-              <w:rPr>
-                <w:rFonts w:ascii="Arial" w:eastAsia="微軟正黑體" w:hAnsi="Arial" w:cs="Times New Roman"/>
-              </w:rPr>
-              <w:t>使用案例編號：</w:t>
-            </w:r>
-            <w:r>
-              <w:rPr>
-                <w:rFonts w:ascii="Arial" w:eastAsia="微軟正黑體" w:hAnsi="Arial" w:cs="Times New Roman"/>
-              </w:rPr>
-              <w:t>(</w:t>
-            </w:r>
-            <w:r>
-              <w:rPr>
-                <w:rFonts w:ascii="Arial" w:eastAsia="微軟正黑體" w:hAnsi="Arial" w:cs="Times New Roman"/>
-              </w:rPr>
-              <w:t>系統簡稱</w:t>
-            </w:r>
-            <w:r>
-              <w:rPr>
-                <w:rFonts w:ascii="Arial" w:eastAsia="微軟正黑體" w:hAnsi="Arial" w:cs="Times New Roman"/>
-              </w:rPr>
-              <w:t>)-UC003</w:t>
-            </w:r>
-          </w:p>
-        </w:tc>
-        <w:tc>
-          <w:tcPr>
-            <w:tcW w:w="3765" w:type="dxa"/>
-          </w:tcPr>
-          <w:p>
-            <w:pPr>
-              <w:pStyle w:val="a3"/>
-              <w:ind w:leftChars="0" w:left="0"/>
-              <w:rPr>
-                <w:rFonts w:ascii="Arial" w:eastAsia="微軟正黑體" w:hAnsi="Arial" w:cs="Times New Roman"/>
-              </w:rPr>
-            </w:pPr>
-            <w:r>
-              <w:rPr>
-                <w:rFonts w:ascii="Arial" w:eastAsia="微軟正黑體" w:hAnsi="Arial" w:cs="Times New Roman"/>
-              </w:rPr>
-              <w:t>使用案例名稱：</w:t>
-            </w:r>
-          </w:p>
-        </w:tc>
-      </w:tr>
-      <w:tr>
-        <w:tc>
-          <w:tcPr>
-            <w:tcW w:w="4171" w:type="dxa"/>
-          </w:tcPr>
-          <w:p>
-            <w:pPr>
-              <w:pStyle w:val="a3"/>
-              <w:ind w:leftChars="0" w:left="0"/>
-              <w:rPr>
-                <w:rFonts w:ascii="Arial" w:eastAsia="微軟正黑體" w:hAnsi="Arial" w:cs="Times New Roman"/>
-              </w:rPr>
-            </w:pPr>
-            <w:r>
-              <w:rPr>
-                <w:rFonts w:ascii="Arial" w:eastAsia="微軟正黑體" w:hAnsi="Arial" w:cs="Times New Roman"/>
-              </w:rPr>
-              <w:t>系統反應動作</w:t>
-            </w:r>
-          </w:p>
-        </w:tc>
-        <w:tc>
-          <w:tcPr>
-            <w:tcW w:w="3765" w:type="dxa"/>
-          </w:tcPr>
-          <w:p>
-            <w:pPr>
-              <w:pStyle w:val="a3"/>
-              <w:ind w:leftChars="0" w:left="0"/>
-              <w:rPr>
-                <w:rFonts w:ascii="Arial" w:eastAsia="微軟正黑體" w:hAnsi="Arial" w:cs="Times New Roman"/>
-              </w:rPr>
-            </w:pPr>
-            <w:r>
-              <w:rPr>
-                <w:rFonts w:ascii="Arial" w:eastAsia="微軟正黑體" w:hAnsi="Arial" w:cs="Times New Roman"/>
-              </w:rPr>
-              <w:t>使用者操作動作</w:t>
-            </w:r>
-          </w:p>
-        </w:tc>
-      </w:tr>
-      <w:tr>
-        <w:tc>
-          <w:tcPr>
-            <w:tcW w:w="4171" w:type="dxa"/>
-          </w:tcPr>
-          <w:p>
-            <w:pPr>
-              <w:pStyle w:val="a3"/>
-              <w:numPr>
-                <w:ilvl w:val="0"/>
-                <w:numId w:val="4"/>
-              </w:numPr>
-              <w:ind w:leftChars="0"/>
-              <w:rPr>
-                <w:rFonts w:ascii="Arial" w:eastAsia="微軟正黑體" w:hAnsi="Arial" w:cs="Times New Roman"/>
-              </w:rPr>
-            </w:pPr>
-            <w:r>
-              <w:rPr>
-                <w:rFonts w:ascii="Arial" w:eastAsia="微軟正黑體" w:hAnsi="Arial" w:cs="Times New Roman"/>
-              </w:rPr>
-              <w:t>…</w:t>
-            </w:r>
-          </w:p>
-        </w:tc>
-        <w:tc>
-          <w:tcPr>
-            <w:tcW w:w="3765" w:type="dxa"/>
-          </w:tcPr>
-          <w:p>
-            <w:pPr>
-              <w:pStyle w:val="a3"/>
-              <w:ind w:leftChars="0" w:left="0"/>
-              <w:rPr>
-                <w:rFonts w:ascii="Arial" w:eastAsia="微軟正黑體" w:hAnsi="Arial" w:cs="Times New Roman"/>
-              </w:rPr>
-            </w:pPr>
-          </w:p>
-        </w:tc>
-      </w:tr>
-      <w:tr>
-        <w:tc>
-          <w:tcPr>
-            <w:tcW w:w="4171" w:type="dxa"/>
-          </w:tcPr>
-          <w:p>
-            <w:pPr>
-              <w:pStyle w:val="a3"/>
-              <w:ind w:leftChars="0" w:left="0"/>
-              <w:rPr>
-                <w:rFonts w:ascii="Arial" w:eastAsia="微軟正黑體" w:hAnsi="Arial" w:cs="Times New Roman"/>
-              </w:rPr>
-            </w:pPr>
-          </w:p>
-        </w:tc>
-        <w:tc>
-          <w:tcPr>
-            <w:tcW w:w="3765" w:type="dxa"/>
-          </w:tcPr>
-          <w:p>
-            <w:pPr>
-              <w:pStyle w:val="a3"/>
-              <w:numPr>
-                <w:ilvl w:val="0"/>
-                <w:numId w:val="4"/>
-              </w:numPr>
-              <w:ind w:leftChars="0"/>
-              <w:rPr>
-                <w:rFonts w:ascii="Arial" w:eastAsia="微軟正黑體" w:hAnsi="Arial" w:cs="Times New Roman"/>
-              </w:rPr>
-            </w:pPr>
-            <w:r>
-              <w:rPr>
-                <w:rFonts w:ascii="Arial" w:eastAsia="微軟正黑體" w:hAnsi="Arial" w:cs="Times New Roman"/>
-              </w:rPr>
-              <w:t>…</w:t>
-            </w:r>
-          </w:p>
-        </w:tc>
-      </w:tr>
-      <w:tr>
-        <w:tc>
-          <w:tcPr>
-            <w:tcW w:w="4171" w:type="dxa"/>
-          </w:tcPr>
-          <w:p>
-            <w:pPr>
-              <w:pStyle w:val="a3"/>
-              <w:numPr>
-                <w:ilvl w:val="0"/>
-                <w:numId w:val="4"/>
-              </w:numPr>
-              <w:ind w:leftChars="0"/>
-              <w:rPr>
-                <w:rFonts w:ascii="Arial" w:eastAsia="微軟正黑體" w:hAnsi="Arial" w:cs="Times New Roman"/>
-              </w:rPr>
-            </w:pPr>
-            <w:r>
-              <w:rPr>
-                <w:rFonts w:ascii="Arial" w:eastAsia="微軟正黑體" w:hAnsi="Arial" w:cs="Times New Roman"/>
-              </w:rPr>
-              <w:t>…</w:t>
-            </w:r>
-          </w:p>
-        </w:tc>
-        <w:tc>
-          <w:tcPr>
-            <w:tcW w:w="3765" w:type="dxa"/>
-          </w:tcPr>
-          <w:p>
-            <w:pPr>
-              <w:pStyle w:val="a3"/>
-              <w:ind w:leftChars="0" w:left="0"/>
-              <w:rPr>
-                <w:rFonts w:ascii="Arial" w:eastAsia="微軟正黑體" w:hAnsi="Arial" w:cs="Times New Roman"/>
-              </w:rPr>
-            </w:pPr>
-          </w:p>
-        </w:tc>
-      </w:tr>
-      <w:tr>
-        <w:tc>
-          <w:tcPr>
-            <w:tcW w:w="4171" w:type="dxa"/>
-          </w:tcPr>
-          <w:p>
-            <w:pPr>
-              <w:pStyle w:val="a3"/>
-              <w:ind w:leftChars="0" w:left="0"/>
-              <w:rPr>
-                <w:rFonts w:ascii="Arial" w:eastAsia="微軟正黑體" w:hAnsi="Arial" w:cs="Times New Roman"/>
-              </w:rPr>
-            </w:pPr>
-          </w:p>
-        </w:tc>
-        <w:tc>
-          <w:tcPr>
-            <w:tcW w:w="3765" w:type="dxa"/>
-          </w:tcPr>
-          <w:p>
-            <w:pPr>
-              <w:pStyle w:val="a3"/>
-              <w:numPr>
-                <w:ilvl w:val="0"/>
-                <w:numId w:val="4"/>
-              </w:numPr>
-              <w:ind w:leftChars="0"/>
-              <w:rPr>
-                <w:rFonts w:ascii="Arial" w:eastAsia="微軟正黑體" w:hAnsi="Arial" w:cs="Times New Roman"/>
-              </w:rPr>
-            </w:pPr>
-            <w:r>
-              <w:rPr>
-                <w:rFonts w:ascii="Arial" w:eastAsia="微軟正黑體" w:hAnsi="Arial" w:cs="Times New Roman"/>
-              </w:rPr>
-              <w:t>…</w:t>
-            </w:r>
-          </w:p>
-        </w:tc>
-      </w:tr>
-    </w:tbl>
-    <w:p>
-      <w:pPr>
-        <w:rPr>
-          <w:rFonts w:ascii="Arial" w:eastAsia="微軟正黑體" w:hAnsi="Arial" w:cs="Times New Roman"/>
-        </w:rPr>
-      </w:pPr>
     </w:p>
     <w:sectPr>
       <w:pgSz w:w="11906" w:h="16838"/>
@@ -39629,14 +38278,20 @@
   <w:rsids>
     <w:rsidRoot w:val="001238D4"/>
     <w:rsid w:val="00072BF8"/>
+    <w:rsid w:val="000E3C69"/>
     <w:rsid w:val="001238D4"/>
     <w:rsid w:val="00375E14"/>
+    <w:rsid w:val="003E242E"/>
     <w:rsid w:val="007914F6"/>
+    <w:rsid w:val="00795709"/>
     <w:rsid w:val="00897E1F"/>
+    <w:rsid w:val="00956833"/>
     <w:rsid w:val="00A271A1"/>
     <w:rsid w:val="00AE298E"/>
+    <w:rsid w:val="00C22112"/>
     <w:rsid w:val="00C74A3C"/>
     <w:rsid w:val="00DA57E3"/>
+    <w:rsid w:val="00DC0923"/>
     <w:rsid w:val="00F97FD2"/>
     <w:rsid w:val="00FD264B"/>
   </w:rsids>
